--- a/resume-Marcel-Quirijnen.docx
+++ b/resume-Marcel-Quirijnen.docx
@@ -54,10 +54,25 @@
       <w:r>
         <w:rPr>
           <w:rFonts w:cs="Verdana" w:ascii="Arial" w:hAnsi="Arial"/>
-          <w:sz w:val="22"/>
-          <w:szCs w:val="22"/>
-        </w:rPr>
-        <w:t>368 N Kingshighway, Sikeston, MO 63801</w:t>
+          <w:sz w:val="20"/>
+          <w:szCs w:val="20"/>
+        </w:rPr>
+        <w:t xml:space="preserve">Greater St. Louis Area - Open to hybrid in St. Louis, Kansas City, Memphis, Nashville, </w:t>
+      </w:r>
+      <w:r>
+        <w:rPr>
+          <w:rFonts w:cs="Verdana" w:ascii="Arial" w:hAnsi="Arial"/>
+          <w:sz w:val="20"/>
+          <w:szCs w:val="20"/>
+        </w:rPr>
+        <w:t>Louisville</w:t>
+      </w:r>
+      <w:r>
+        <w:rPr>
+          <w:rFonts w:cs="Verdana" w:ascii="Arial" w:hAnsi="Arial"/>
+          <w:sz w:val="22"/>
+          <w:szCs w:val="22"/>
+        </w:rPr>
         <w:br/>
       </w:r>
     </w:p>
@@ -1065,29 +1080,7 @@
           <w:sz w:val="22"/>
           <w:szCs w:val="22"/>
         </w:rPr>
-        <w:t xml:space="preserve">Improve, debug and refine code for prompt-based </w:t>
-      </w:r>
-      <w:r>
-        <w:rPr>
-          <w:rStyle w:val="Emphasis"/>
-          <w:rFonts w:ascii="Arial" w:hAnsi="Arial"/>
-          <w:i w:val="false"/>
-          <w:iCs w:val="false"/>
-          <w:sz w:val="22"/>
-          <w:szCs w:val="22"/>
-        </w:rPr>
-        <w:t xml:space="preserve">code </w:t>
-      </w:r>
-      <w:r>
-        <w:rPr>
-          <w:rStyle w:val="Emphasis"/>
-          <w:rFonts w:ascii="Arial" w:hAnsi="Arial"/>
-          <w:i w:val="false"/>
-          <w:iCs w:val="false"/>
-          <w:sz w:val="22"/>
-          <w:szCs w:val="22"/>
-        </w:rPr>
-        <w:t>generation using Python, shell scripts or Java</w:t>
+        <w:t>Improve, debug and refine code for prompt-based code generation using Python, shell scripts or Java</w:t>
       </w:r>
     </w:p>
     <w:p>
@@ -2124,9 +2117,9 @@
         </w:rPr>
         <w:t>Python 3</w:t>
       </w:r>
-      <w:bookmarkStart w:id="0" w:name="__DdeLink__490_389016543_Copy_1"/>
+      <w:bookmarkStart w:id="0" w:name="__DdeLink__493_389016543_Copy_1"/>
       <w:bookmarkStart w:id="1" w:name="__DdeLink__511_1401846983_Copy_1"/>
-      <w:bookmarkStart w:id="2" w:name="__DdeLink__493_389016543_Copy_1"/>
+      <w:bookmarkStart w:id="2" w:name="__DdeLink__490_389016543_Copy_1"/>
       <w:bookmarkEnd w:id="0"/>
       <w:bookmarkEnd w:id="1"/>
       <w:bookmarkEnd w:id="2"/>

--- a/resume-Marcel-Quirijnen.docx
+++ b/resume-Marcel-Quirijnen.docx
@@ -57,7 +57,7 @@
           <w:sz w:val="20"/>
           <w:szCs w:val="20"/>
         </w:rPr>
-        <w:t xml:space="preserve">Greater St. Louis Area - Open to hybrid in St. Louis, Kansas City, Memphis, Nashville, </w:t>
+        <w:t xml:space="preserve">Missouri-based | </w:t>
       </w:r>
       <w:r>
         <w:rPr>
@@ -65,7 +65,24 @@
           <w:sz w:val="20"/>
           <w:szCs w:val="20"/>
         </w:rPr>
-        <w:t>Louisville</w:t>
+        <w:t>Nationwide remote | H</w:t>
+      </w:r>
+      <w:r>
+        <w:rPr>
+          <w:rFonts w:cs="Verdana" w:ascii="Arial" w:hAnsi="Arial"/>
+          <w:sz w:val="20"/>
+          <w:szCs w:val="20"/>
+        </w:rPr>
+        <w:t>ybrid: STL, KC, Memphis, Nashville, Louisville</w:t>
+        <w:br/>
+      </w:r>
+      <w:r>
+        <w:rPr>
+          <w:rFonts w:cs="Verdana" w:ascii="Arial" w:hAnsi="Arial"/>
+          <w:sz w:val="20"/>
+          <w:szCs w:val="20"/>
+        </w:rPr>
+        <w:t>Available for 1099 / B2B engagements</w:t>
       </w:r>
       <w:r>
         <w:rPr>
@@ -2117,9 +2134,9 @@
         </w:rPr>
         <w:t>Python 3</w:t>
       </w:r>
-      <w:bookmarkStart w:id="0" w:name="__DdeLink__493_389016543_Copy_1"/>
+      <w:bookmarkStart w:id="0" w:name="__DdeLink__490_389016543_Copy_1"/>
       <w:bookmarkStart w:id="1" w:name="__DdeLink__511_1401846983_Copy_1"/>
-      <w:bookmarkStart w:id="2" w:name="__DdeLink__490_389016543_Copy_1"/>
+      <w:bookmarkStart w:id="2" w:name="__DdeLink__493_389016543_Copy_1"/>
       <w:bookmarkEnd w:id="0"/>
       <w:bookmarkEnd w:id="1"/>
       <w:bookmarkEnd w:id="2"/>

--- a/resume-Marcel-Quirijnen.docx
+++ b/resume-Marcel-Quirijnen.docx
@@ -57,7 +57,9 @@
           <w:sz w:val="20"/>
           <w:szCs w:val="20"/>
         </w:rPr>
-        <w:t xml:space="preserve">Missouri-based | </w:t>
+        <w:t>Missouri-based | Nationwide remote | Hybrid: STL, KC, Memphis, Nashville, Louisville</w:t>
+        <w:br/>
+        <w:t xml:space="preserve">Available for 1099 / B2B engagements </w:t>
       </w:r>
       <w:r>
         <w:rPr>
@@ -65,24 +67,7 @@
           <w:sz w:val="20"/>
           <w:szCs w:val="20"/>
         </w:rPr>
-        <w:t>Nationwide remote | H</w:t>
-      </w:r>
-      <w:r>
-        <w:rPr>
-          <w:rFonts w:cs="Verdana" w:ascii="Arial" w:hAnsi="Arial"/>
-          <w:sz w:val="20"/>
-          <w:szCs w:val="20"/>
-        </w:rPr>
-        <w:t>ybrid: STL, KC, Memphis, Nashville, Louisville</w:t>
-        <w:br/>
-      </w:r>
-      <w:r>
-        <w:rPr>
-          <w:rFonts w:cs="Verdana" w:ascii="Arial" w:hAnsi="Arial"/>
-          <w:sz w:val="20"/>
-          <w:szCs w:val="20"/>
-        </w:rPr>
-        <w:t>Available for 1099 / B2B engagements</w:t>
+        <w:t>worldwide</w:t>
       </w:r>
       <w:r>
         <w:rPr>
@@ -268,7 +253,10 @@
           <w:ilvl w:val="0"/>
           <w:numId w:val="4"/>
         </w:numPr>
-        <w:rPr/>
+        <w:rPr>
+          <w:sz w:val="20"/>
+          <w:szCs w:val="20"/>
+        </w:rPr>
       </w:pPr>
       <w:r>
         <w:rPr>
@@ -277,11 +265,37 @@
           <w:iCs w:val="false"/>
           <w:color w:val="000000"/>
           <w:kern w:val="2"/>
-          <w:sz w:val="22"/>
-          <w:szCs w:val="22"/>
+          <w:sz w:val="20"/>
+          <w:szCs w:val="20"/>
           <w:lang w:val="en-US" w:eastAsia="zh-CN" w:bidi="hi-IN"/>
         </w:rPr>
-        <w:t>Senior Software Engineer with 20 years of experience dedicated to delivering clean, accessible, and future-ready digital solutions that improve user experience and drive meaningful impact.</w:t>
+        <w:t xml:space="preserve">Senior Software Engineer with 20 years of experience dedicated to delivering clean, accessible, and future-ready digital solutions </w:t>
+      </w:r>
+      <w:r>
+        <w:rPr>
+          <w:rFonts w:eastAsia="Courier New" w:cs="Courier New" w:ascii="Arial" w:hAnsi="Arial"/>
+          <w:i w:val="false"/>
+          <w:iCs w:val="false"/>
+          <w:color w:val="000000"/>
+          <w:kern w:val="2"/>
+          <w:sz w:val="20"/>
+          <w:szCs w:val="20"/>
+          <w:lang w:val="en-US" w:eastAsia="zh-CN" w:bidi="hi-IN"/>
+        </w:rPr>
+        <w:t>to your business problems</w:t>
+      </w:r>
+      <w:r>
+        <w:rPr>
+          <w:rFonts w:eastAsia="Courier New" w:cs="Courier New" w:ascii="Arial" w:hAnsi="Arial"/>
+          <w:i w:val="false"/>
+          <w:iCs w:val="false"/>
+          <w:color w:val="000000"/>
+          <w:kern w:val="2"/>
+          <w:sz w:val="20"/>
+          <w:szCs w:val="20"/>
+          <w:lang w:val="en-US" w:eastAsia="zh-CN" w:bidi="hi-IN"/>
+        </w:rPr>
+        <w:t>.</w:t>
       </w:r>
     </w:p>
     <w:p>
@@ -292,18 +306,33 @@
           <w:numId w:val="4"/>
         </w:numPr>
         <w:rPr>
-          <w:rFonts w:ascii="Arial" w:hAnsi="Arial"/>
-          <w:sz w:val="22"/>
-          <w:szCs w:val="22"/>
-        </w:rPr>
-      </w:pPr>
-      <w:r>
-        <w:rPr>
-          <w:rFonts w:ascii="Arial" w:hAnsi="Arial"/>
-          <w:sz w:val="22"/>
-          <w:szCs w:val="22"/>
-        </w:rPr>
-        <w:t>Actively support my team by mentoring, suggesting best coding practices, and fostering collaborative environments that enables everyone to be successful.</w:t>
+          <w:sz w:val="20"/>
+          <w:szCs w:val="20"/>
+        </w:rPr>
+      </w:pPr>
+      <w:r>
+        <w:rPr>
+          <w:rFonts w:ascii="Arial" w:hAnsi="Arial"/>
+          <w:sz w:val="20"/>
+          <w:szCs w:val="20"/>
+        </w:rPr>
+        <w:t xml:space="preserve">Actively support </w:t>
+      </w:r>
+      <w:r>
+        <w:rPr>
+          <w:rFonts w:ascii="Arial" w:hAnsi="Arial"/>
+          <w:sz w:val="20"/>
+          <w:szCs w:val="20"/>
+        </w:rPr>
+        <w:t>your</w:t>
+      </w:r>
+      <w:r>
+        <w:rPr>
+          <w:rFonts w:ascii="Arial" w:hAnsi="Arial"/>
+          <w:sz w:val="20"/>
+          <w:szCs w:val="20"/>
+        </w:rPr>
+        <w:t xml:space="preserve"> team by mentoring, suggesting best coding practices, and fostering collaborative environments that enables everyone to be successful.</w:t>
       </w:r>
     </w:p>
     <w:p>
@@ -314,18 +343,33 @@
           <w:numId w:val="4"/>
         </w:numPr>
         <w:rPr>
-          <w:rFonts w:ascii="Arial" w:hAnsi="Arial"/>
-          <w:sz w:val="22"/>
-          <w:szCs w:val="22"/>
-        </w:rPr>
-      </w:pPr>
-      <w:r>
-        <w:rPr>
-          <w:rFonts w:ascii="Arial" w:hAnsi="Arial"/>
-          <w:sz w:val="22"/>
-          <w:szCs w:val="22"/>
-        </w:rPr>
-        <w:t>Passionate about lifelong learning and embracing new challenges to better serve the team, the projects, and end users through innovation and up-to-date technical knowledge.</w:t>
+          <w:sz w:val="20"/>
+          <w:szCs w:val="20"/>
+        </w:rPr>
+      </w:pPr>
+      <w:r>
+        <w:rPr>
+          <w:rFonts w:ascii="Arial" w:hAnsi="Arial"/>
+          <w:sz w:val="20"/>
+          <w:szCs w:val="20"/>
+        </w:rPr>
+        <w:t xml:space="preserve">Passionate about lifelong learning and embracing new challenges to better serve the team, the projects, and </w:t>
+      </w:r>
+      <w:r>
+        <w:rPr>
+          <w:rFonts w:ascii="Arial" w:hAnsi="Arial"/>
+          <w:sz w:val="20"/>
+          <w:szCs w:val="20"/>
+        </w:rPr>
+        <w:t>your users</w:t>
+      </w:r>
+      <w:r>
+        <w:rPr>
+          <w:rFonts w:ascii="Arial" w:hAnsi="Arial"/>
+          <w:sz w:val="20"/>
+          <w:szCs w:val="20"/>
+        </w:rPr>
+        <w:t xml:space="preserve"> up-to-date technical knowledge.</w:t>
       </w:r>
     </w:p>
     <w:p>
@@ -336,18 +380,33 @@
           <w:numId w:val="4"/>
         </w:numPr>
         <w:rPr>
-          <w:rFonts w:ascii="Arial" w:hAnsi="Arial"/>
-          <w:sz w:val="22"/>
-          <w:szCs w:val="22"/>
-        </w:rPr>
-      </w:pPr>
-      <w:r>
-        <w:rPr>
-          <w:rFonts w:ascii="Arial" w:hAnsi="Arial"/>
-          <w:sz w:val="22"/>
-          <w:szCs w:val="22"/>
-        </w:rPr>
-        <w:t>Provide thoughtful technical contributions to architecture, estimation, microservices, RESTful APIs, and test automation—while also using tools like ChatGPT and GitHub Copilot to enhance efficiency and communication across technical and non-technical audiences.</w:t>
+          <w:sz w:val="20"/>
+          <w:szCs w:val="20"/>
+        </w:rPr>
+      </w:pPr>
+      <w:r>
+        <w:rPr>
+          <w:rFonts w:ascii="Arial" w:hAnsi="Arial"/>
+          <w:sz w:val="20"/>
+          <w:szCs w:val="20"/>
+        </w:rPr>
+        <w:t xml:space="preserve">Provide thoughtful technical contributions to architecture, estimation, microservices, RESTful APIs, and test automation while also using tools like ChatGPT and GitHub Copilot to </w:t>
+      </w:r>
+      <w:r>
+        <w:rPr>
+          <w:rFonts w:ascii="Arial" w:hAnsi="Arial"/>
+          <w:sz w:val="20"/>
+          <w:szCs w:val="20"/>
+        </w:rPr>
+        <w:t xml:space="preserve">improve </w:t>
+      </w:r>
+      <w:r>
+        <w:rPr>
+          <w:rFonts w:ascii="Arial" w:hAnsi="Arial"/>
+          <w:sz w:val="20"/>
+          <w:szCs w:val="20"/>
+        </w:rPr>
+        <w:t xml:space="preserve"> efficiency.</w:t>
       </w:r>
     </w:p>
     <w:p>
@@ -383,15 +442,8 @@
         <w:spacing w:before="0" w:after="0"/>
         <w:ind w:hanging="283" w:start="709"/>
         <w:rPr>
-          <w:rFonts w:ascii="Arial" w:hAnsi="Arial" w:eastAsia="Noto Serif CJK SC" w:cs="Courier New"/>
-          <w:i w:val="false"/>
-          <w:i w:val="false"/>
-          <w:iCs w:val="false"/>
-          <w:color w:val="auto"/>
-          <w:kern w:val="2"/>
-          <w:sz w:val="22"/>
-          <w:szCs w:val="22"/>
-          <w:lang w:val="en-US" w:eastAsia="zh-CN" w:bidi="hi-IN"/>
+          <w:sz w:val="20"/>
+          <w:szCs w:val="20"/>
         </w:rPr>
       </w:pPr>
       <w:r>
@@ -403,8 +455,8 @@
           <w:iCs w:val="false"/>
           <w:color w:val="auto"/>
           <w:kern w:val="2"/>
-          <w:sz w:val="22"/>
-          <w:szCs w:val="22"/>
+          <w:sz w:val="20"/>
+          <w:szCs w:val="20"/>
           <w:lang w:val="en-US" w:eastAsia="zh-CN" w:bidi="hi-IN"/>
         </w:rPr>
         <w:t>Programming Languages:</w:t>
@@ -418,11 +470,41 @@
           <w:iCs w:val="false"/>
           <w:color w:val="auto"/>
           <w:kern w:val="2"/>
-          <w:sz w:val="22"/>
-          <w:szCs w:val="22"/>
+          <w:sz w:val="20"/>
+          <w:szCs w:val="20"/>
           <w:lang w:val="en-US" w:eastAsia="zh-CN" w:bidi="hi-IN"/>
         </w:rPr>
-        <w:t xml:space="preserve"> PHP, Go/Golang, Perl, Python, Shell (automation) scripting, Typescript, JavaScript, Node, React, Vue, C/C++, Expect</w:t>
+        <w:t xml:space="preserve"> PHP, Go/Golang, Python, </w:t>
+      </w:r>
+      <w:r>
+        <w:rPr>
+          <w:rFonts w:eastAsia="Noto Serif CJK SC" w:cs="Courier New" w:ascii="Arial" w:hAnsi="Arial"/>
+          <w:b w:val="false"/>
+          <w:bCs w:val="false"/>
+          <w:i w:val="false"/>
+          <w:iCs w:val="false"/>
+          <w:color w:val="auto"/>
+          <w:kern w:val="2"/>
+          <w:sz w:val="20"/>
+          <w:szCs w:val="20"/>
+          <w:lang w:val="en-US" w:eastAsia="zh-CN" w:bidi="hi-IN"/>
+        </w:rPr>
+        <w:t xml:space="preserve">Perl, </w:t>
+      </w:r>
+      <w:r>
+        <w:rPr>
+          <w:rFonts w:eastAsia="Noto Serif CJK SC" w:cs="Courier New" w:ascii="Arial" w:hAnsi="Arial"/>
+          <w:b w:val="false"/>
+          <w:bCs w:val="false"/>
+          <w:i w:val="false"/>
+          <w:iCs w:val="false"/>
+          <w:color w:val="auto"/>
+          <w:kern w:val="2"/>
+          <w:sz w:val="20"/>
+          <w:szCs w:val="20"/>
+          <w:lang w:val="en-US" w:eastAsia="zh-CN" w:bidi="hi-IN"/>
+        </w:rPr>
+        <w:t>Shell (automation) scripting, Typescript, JavaScript, React, Vue</w:t>
       </w:r>
     </w:p>
     <w:p>
@@ -439,15 +521,8 @@
         <w:spacing w:before="0" w:after="0"/>
         <w:ind w:hanging="283" w:start="709"/>
         <w:rPr>
-          <w:rFonts w:ascii="Arial" w:hAnsi="Arial" w:eastAsia="Noto Serif CJK SC" w:cs="Courier New"/>
-          <w:i w:val="false"/>
-          <w:i w:val="false"/>
-          <w:iCs w:val="false"/>
-          <w:color w:val="auto"/>
-          <w:kern w:val="2"/>
-          <w:sz w:val="22"/>
-          <w:szCs w:val="22"/>
-          <w:lang w:val="en-US" w:eastAsia="zh-CN" w:bidi="hi-IN"/>
+          <w:sz w:val="20"/>
+          <w:szCs w:val="20"/>
         </w:rPr>
       </w:pPr>
       <w:r>
@@ -459,8 +534,8 @@
           <w:iCs w:val="false"/>
           <w:color w:val="auto"/>
           <w:kern w:val="2"/>
-          <w:sz w:val="22"/>
-          <w:szCs w:val="22"/>
+          <w:sz w:val="20"/>
+          <w:szCs w:val="20"/>
           <w:lang w:val="en-US" w:eastAsia="zh-CN" w:bidi="hi-IN"/>
         </w:rPr>
         <w:t>Database Management:</w:t>
@@ -472,11 +547,11 @@
           <w:iCs w:val="false"/>
           <w:color w:val="auto"/>
           <w:kern w:val="2"/>
-          <w:sz w:val="22"/>
-          <w:szCs w:val="22"/>
+          <w:sz w:val="20"/>
+          <w:szCs w:val="20"/>
           <w:lang w:val="en-US" w:eastAsia="zh-CN" w:bidi="hi-IN"/>
         </w:rPr>
-        <w:t xml:space="preserve"> MySQL, PostgreSQL, Oracle, Stored Procedures, MySQL master/slave replication, DB2</w:t>
+        <w:t xml:space="preserve"> MySQL, PostgreSQL, Stored Procedures, MySQL master/slave replication</w:t>
       </w:r>
     </w:p>
     <w:p>
@@ -493,15 +568,8 @@
         <w:spacing w:before="0" w:after="0"/>
         <w:ind w:hanging="283" w:start="709"/>
         <w:rPr>
-          <w:rFonts w:ascii="Arial" w:hAnsi="Arial" w:eastAsia="Noto Serif CJK SC" w:cs="Courier New"/>
-          <w:i w:val="false"/>
-          <w:i w:val="false"/>
-          <w:iCs w:val="false"/>
-          <w:color w:val="auto"/>
-          <w:kern w:val="2"/>
-          <w:sz w:val="22"/>
-          <w:szCs w:val="22"/>
-          <w:lang w:val="en-US" w:eastAsia="zh-CN" w:bidi="hi-IN"/>
+          <w:sz w:val="20"/>
+          <w:szCs w:val="20"/>
         </w:rPr>
       </w:pPr>
       <w:r>
@@ -513,8 +581,8 @@
           <w:iCs w:val="false"/>
           <w:color w:val="auto"/>
           <w:kern w:val="2"/>
-          <w:sz w:val="22"/>
-          <w:szCs w:val="22"/>
+          <w:sz w:val="20"/>
+          <w:szCs w:val="20"/>
           <w:lang w:val="en-US" w:eastAsia="zh-CN" w:bidi="hi-IN"/>
         </w:rPr>
         <w:t>Frameworks &amp; Tools:</w:t>
@@ -526,8 +594,8 @@
           <w:iCs w:val="false"/>
           <w:color w:val="auto"/>
           <w:kern w:val="2"/>
-          <w:sz w:val="22"/>
-          <w:szCs w:val="22"/>
+          <w:sz w:val="20"/>
+          <w:szCs w:val="20"/>
           <w:lang w:val="en-US" w:eastAsia="zh-CN" w:bidi="hi-IN"/>
         </w:rPr>
         <w:t xml:space="preserve"> Laravel, Jenkins, Docker, Git, Github Actions, Copilot, Slim, Flask, RabbitMQ, Datadog</w:t>
@@ -547,15 +615,8 @@
         <w:spacing w:before="0" w:after="0"/>
         <w:ind w:hanging="283" w:start="709"/>
         <w:rPr>
-          <w:rFonts w:ascii="Arial" w:hAnsi="Arial" w:eastAsia="Noto Serif CJK SC" w:cs="Courier New"/>
-          <w:i w:val="false"/>
-          <w:i w:val="false"/>
-          <w:iCs w:val="false"/>
-          <w:color w:val="auto"/>
-          <w:kern w:val="2"/>
-          <w:sz w:val="22"/>
-          <w:szCs w:val="22"/>
-          <w:lang w:val="en-US" w:eastAsia="zh-CN" w:bidi="hi-IN"/>
+          <w:sz w:val="20"/>
+          <w:szCs w:val="20"/>
         </w:rPr>
       </w:pPr>
       <w:r>
@@ -567,8 +628,8 @@
           <w:iCs w:val="false"/>
           <w:color w:val="auto"/>
           <w:kern w:val="2"/>
-          <w:sz w:val="22"/>
-          <w:szCs w:val="22"/>
+          <w:sz w:val="20"/>
+          <w:szCs w:val="20"/>
           <w:lang w:val="en-US" w:eastAsia="zh-CN" w:bidi="hi-IN"/>
         </w:rPr>
         <w:t>Technical Project Management:</w:t>
@@ -580,8 +641,8 @@
           <w:iCs w:val="false"/>
           <w:color w:val="auto"/>
           <w:kern w:val="2"/>
-          <w:sz w:val="22"/>
-          <w:szCs w:val="22"/>
+          <w:sz w:val="20"/>
+          <w:szCs w:val="20"/>
           <w:lang w:val="en-US" w:eastAsia="zh-CN" w:bidi="hi-IN"/>
         </w:rPr>
         <w:t xml:space="preserve"> Agile methodologies, Scrum, cross-functional team leadership (global T4 tech support lead), Team Lead</w:t>
@@ -601,15 +662,8 @@
         <w:spacing w:before="0" w:after="0"/>
         <w:ind w:hanging="283" w:start="709"/>
         <w:rPr>
-          <w:rFonts w:ascii="Arial" w:hAnsi="Arial" w:eastAsia="Noto Serif CJK SC" w:cs="Courier New"/>
-          <w:i w:val="false"/>
-          <w:i w:val="false"/>
-          <w:iCs w:val="false"/>
-          <w:color w:val="auto"/>
-          <w:kern w:val="2"/>
-          <w:sz w:val="22"/>
-          <w:szCs w:val="22"/>
-          <w:lang w:val="en-US" w:eastAsia="zh-CN" w:bidi="hi-IN"/>
+          <w:sz w:val="20"/>
+          <w:szCs w:val="20"/>
         </w:rPr>
       </w:pPr>
       <w:r>
@@ -621,8 +675,8 @@
           <w:iCs w:val="false"/>
           <w:color w:val="auto"/>
           <w:kern w:val="2"/>
-          <w:sz w:val="22"/>
-          <w:szCs w:val="22"/>
+          <w:sz w:val="20"/>
+          <w:szCs w:val="20"/>
           <w:lang w:val="en-US" w:eastAsia="zh-CN" w:bidi="hi-IN"/>
         </w:rPr>
         <w:t>Cloud Technologies:</w:t>
@@ -634,8 +688,8 @@
           <w:iCs w:val="false"/>
           <w:color w:val="auto"/>
           <w:kern w:val="2"/>
-          <w:sz w:val="22"/>
-          <w:szCs w:val="22"/>
+          <w:sz w:val="20"/>
+          <w:szCs w:val="20"/>
           <w:lang w:val="en-US" w:eastAsia="zh-CN" w:bidi="hi-IN"/>
         </w:rPr>
         <w:t xml:space="preserve"> AWS</w:t>
@@ -655,15 +709,8 @@
         <w:spacing w:before="0" w:after="144"/>
         <w:ind w:hanging="283" w:start="709"/>
         <w:rPr>
-          <w:rFonts w:ascii="Arial" w:hAnsi="Arial" w:eastAsia="Noto Serif CJK SC" w:cs="Courier New"/>
-          <w:i w:val="false"/>
-          <w:i w:val="false"/>
-          <w:iCs w:val="false"/>
-          <w:color w:val="auto"/>
-          <w:kern w:val="2"/>
-          <w:sz w:val="22"/>
-          <w:szCs w:val="22"/>
-          <w:lang w:val="en-US" w:eastAsia="zh-CN" w:bidi="hi-IN"/>
+          <w:sz w:val="20"/>
+          <w:szCs w:val="20"/>
         </w:rPr>
       </w:pPr>
       <w:r>
@@ -675,8 +722,8 @@
           <w:iCs w:val="false"/>
           <w:color w:val="auto"/>
           <w:kern w:val="2"/>
-          <w:sz w:val="22"/>
-          <w:szCs w:val="22"/>
+          <w:sz w:val="20"/>
+          <w:szCs w:val="20"/>
           <w:lang w:val="en-US" w:eastAsia="zh-CN" w:bidi="hi-IN"/>
         </w:rPr>
         <w:t>Software Design &amp; Architecture:</w:t>
@@ -688,8 +735,8 @@
           <w:iCs w:val="false"/>
           <w:color w:val="auto"/>
           <w:kern w:val="2"/>
-          <w:sz w:val="22"/>
-          <w:szCs w:val="22"/>
+          <w:sz w:val="20"/>
+          <w:szCs w:val="20"/>
           <w:lang w:val="en-US" w:eastAsia="zh-CN" w:bidi="hi-IN"/>
         </w:rPr>
         <w:t xml:space="preserve"> RESTful APIs, microservices, system performance analysis</w:t>
@@ -769,7 +816,7 @@
           <w:szCs w:val="22"/>
           <w:u w:val="none"/>
         </w:rPr>
-        <w:t>AI Finance Club</w:t>
+        <w:t>Outlier.ai</w:t>
         <w:tab/>
         <w:tab/>
         <w:tab/>
@@ -781,7 +828,9 @@
         <w:tab/>
         <w:t xml:space="preserve">             </w:t>
         <w:tab/>
-        <w:t xml:space="preserve"> Global</w:t>
+        <w:t xml:space="preserve"> </w:t>
+        <w:tab/>
+        <w:t>Global</w:t>
       </w:r>
       <w:r>
         <w:rPr>
@@ -790,7 +839,14 @@
           <w:szCs w:val="22"/>
         </w:rPr>
         <w:br/>
-        <w:t>Member</w:t>
+      </w:r>
+      <w:r>
+        <w:rPr>
+          <w:rFonts w:ascii="Arial" w:hAnsi="Arial"/>
+          <w:sz w:val="20"/>
+          <w:szCs w:val="20"/>
+        </w:rPr>
+        <w:t>Freelance</w:t>
         <w:tab/>
         <w:tab/>
         <w:tab/>
@@ -808,12 +864,12 @@
           <w:bCs w:val="false"/>
           <w:i w:val="false"/>
           <w:iCs w:val="false"/>
-          <w:sz w:val="22"/>
-          <w:szCs w:val="22"/>
-        </w:rPr>
-        <w:tab/>
-        <w:tab/>
-        <w:t xml:space="preserve">       </w:t>
+          <w:sz w:val="20"/>
+          <w:szCs w:val="20"/>
+        </w:rPr>
+        <w:tab/>
+        <w:tab/>
+        <w:t xml:space="preserve">           </w:t>
       </w:r>
       <w:r>
         <w:rPr>
@@ -821,237 +877,10 @@
           <w:rFonts w:ascii="Arial" w:hAnsi="Arial"/>
           <w:i w:val="false"/>
           <w:iCs w:val="false"/>
-          <w:sz w:val="22"/>
-          <w:szCs w:val="22"/>
-        </w:rPr>
-        <w:t>07/2024 – current</w:t>
-      </w:r>
-    </w:p>
-    <w:p>
-      <w:pPr>
-        <w:pStyle w:val="BodyText"/>
-        <w:numPr>
-          <w:ilvl w:val="0"/>
-          <w:numId w:val="2"/>
-        </w:numPr>
-        <w:tabs>
-          <w:tab w:val="clear" w:pos="709"/>
-          <w:tab w:val="left" w:pos="0" w:leader="none"/>
-        </w:tabs>
-        <w:spacing w:before="0" w:after="0"/>
-        <w:ind w:hanging="283" w:start="709"/>
-        <w:rPr/>
-      </w:pPr>
-      <w:r>
-        <w:rPr>
-          <w:rStyle w:val="Emphasis"/>
-          <w:rFonts w:eastAsia="Noto Serif CJK SC" w:cs="Courier New" w:ascii="Arial" w:hAnsi="Arial"/>
-          <w:b w:val="false"/>
-          <w:bCs w:val="false"/>
-          <w:i w:val="false"/>
-          <w:iCs w:val="false"/>
-          <w:color w:val="auto"/>
-          <w:kern w:val="2"/>
-          <w:sz w:val="22"/>
-          <w:szCs w:val="22"/>
-          <w:u w:val="none"/>
-          <w:lang w:val="en-US" w:eastAsia="zh-CN" w:bidi="hi-IN"/>
-        </w:rPr>
-        <w:t>Proud member of the AI Finance Club — the premier global community where forward-thinking CFOs, Fractional CFOs, and finance professionals master cutting-edge AI tools to automate workflows, unlock insights, and lead digital transformation.</w:t>
-      </w:r>
-    </w:p>
-    <w:p>
-      <w:pPr>
-        <w:pStyle w:val="BodyText"/>
-        <w:numPr>
-          <w:ilvl w:val="0"/>
-          <w:numId w:val="2"/>
-        </w:numPr>
-        <w:tabs>
-          <w:tab w:val="clear" w:pos="709"/>
-          <w:tab w:val="left" w:pos="0" w:leader="none"/>
-        </w:tabs>
-        <w:spacing w:before="0" w:after="0"/>
-        <w:ind w:hanging="283" w:start="709"/>
-        <w:rPr>
-          <w:rFonts w:ascii="Arial" w:hAnsi="Arial" w:eastAsia="Noto Serif CJK SC" w:cs="Courier New"/>
-          <w:i w:val="false"/>
-          <w:i w:val="false"/>
-          <w:iCs w:val="false"/>
-          <w:color w:val="auto"/>
-          <w:kern w:val="2"/>
-          <w:sz w:val="22"/>
-          <w:szCs w:val="22"/>
-          <w:lang w:val="en-US" w:eastAsia="zh-CN" w:bidi="hi-IN"/>
-        </w:rPr>
-      </w:pPr>
-      <w:r>
-        <w:rPr>
-          <w:rFonts w:eastAsia="Noto Serif CJK SC" w:cs="Courier New" w:ascii="Arial" w:hAnsi="Arial"/>
-          <w:i w:val="false"/>
-          <w:iCs w:val="false"/>
-          <w:color w:val="auto"/>
-          <w:kern w:val="2"/>
-          <w:sz w:val="22"/>
-          <w:szCs w:val="22"/>
-          <w:lang w:val="en-US" w:eastAsia="zh-CN" w:bidi="hi-IN"/>
-        </w:rPr>
-        <w:t>Building tools like an invoice agent, converting from google script to AI Agent, automating financial processes</w:t>
-      </w:r>
-    </w:p>
-    <w:p>
-      <w:pPr>
-        <w:pStyle w:val="BodyText"/>
-        <w:numPr>
-          <w:ilvl w:val="0"/>
-          <w:numId w:val="2"/>
-        </w:numPr>
-        <w:tabs>
-          <w:tab w:val="clear" w:pos="709"/>
-          <w:tab w:val="left" w:pos="0" w:leader="none"/>
-        </w:tabs>
-        <w:spacing w:before="0" w:after="0"/>
-        <w:ind w:hanging="283" w:start="709"/>
-        <w:rPr>
-          <w:rFonts w:ascii="Arial" w:hAnsi="Arial" w:eastAsia="Courier New" w:cs="Courier New"/>
-          <w:sz w:val="22"/>
-          <w:szCs w:val="22"/>
-        </w:rPr>
-      </w:pPr>
-      <w:r>
-        <w:rPr>
-          <w:rStyle w:val="Emphasis"/>
-          <w:rFonts w:eastAsia="Courier New" w:cs="Courier New" w:ascii="Arial" w:hAnsi="Arial"/>
-          <w:b w:val="false"/>
-          <w:bCs w:val="false"/>
-          <w:i w:val="false"/>
-          <w:iCs w:val="false"/>
-          <w:color w:val="auto"/>
-          <w:kern w:val="2"/>
-          <w:sz w:val="22"/>
-          <w:szCs w:val="22"/>
-          <w:u w:val="none"/>
-          <w:lang w:val="en-US" w:eastAsia="zh-CN" w:bidi="hi-IN"/>
-        </w:rPr>
-        <w:t>Environment:</w:t>
-        <w:br/>
-        <w:t xml:space="preserve"> Python, Typescript/Javascript, Excel, n8n, Streamlit, ChatGPT, Groq, Claude</w:t>
-      </w:r>
-    </w:p>
-    <w:p>
-      <w:pPr>
-        <w:pStyle w:val="BodyText"/>
-        <w:numPr>
-          <w:ilvl w:val="0"/>
-          <w:numId w:val="0"/>
-        </w:numPr>
-        <w:tabs>
-          <w:tab w:val="clear" w:pos="709"/>
-          <w:tab w:val="left" w:pos="0" w:leader="none"/>
-        </w:tabs>
-        <w:spacing w:before="0" w:after="0"/>
-        <w:ind w:hanging="0" w:start="709"/>
-        <w:rPr>
-          <w:rFonts w:ascii="Arial" w:hAnsi="Arial" w:eastAsia="Noto Serif CJK SC" w:cs="Courier New"/>
-          <w:i w:val="false"/>
-          <w:i w:val="false"/>
-          <w:iCs w:val="false"/>
-          <w:color w:val="auto"/>
-          <w:kern w:val="2"/>
-          <w:sz w:val="22"/>
-          <w:szCs w:val="22"/>
-          <w:lang w:val="en-US" w:eastAsia="zh-CN" w:bidi="hi-IN"/>
-        </w:rPr>
-      </w:pPr>
-      <w:r>
-        <w:rPr>
-          <w:rFonts w:eastAsia="Noto Serif CJK SC" w:cs="Courier New" w:ascii="Arial" w:hAnsi="Arial"/>
-          <w:i w:val="false"/>
-          <w:iCs w:val="false"/>
-          <w:color w:val="auto"/>
-          <w:kern w:val="2"/>
-          <w:sz w:val="22"/>
-          <w:szCs w:val="22"/>
-          <w:lang w:val="en-US" w:eastAsia="zh-CN" w:bidi="hi-IN"/>
-        </w:rPr>
-      </w:r>
-    </w:p>
-    <w:p>
-      <w:pPr>
-        <w:pStyle w:val="Normal"/>
-        <w:bidi w:val="0"/>
-        <w:jc w:val="start"/>
-        <w:rPr/>
-      </w:pPr>
-      <w:r>
-        <w:rPr>
-          <w:rStyle w:val="Emphasis"/>
-          <w:rFonts w:ascii="Arial" w:hAnsi="Arial"/>
-          <w:b/>
-          <w:bCs/>
-          <w:i w:val="false"/>
-          <w:iCs w:val="false"/>
-          <w:sz w:val="22"/>
-          <w:szCs w:val="22"/>
-          <w:u w:val="none"/>
-        </w:rPr>
-        <w:t>Outlier.ai</w:t>
-        <w:tab/>
-        <w:tab/>
-        <w:tab/>
-        <w:tab/>
-        <w:tab/>
-        <w:tab/>
-        <w:tab/>
-        <w:tab/>
-        <w:tab/>
-        <w:t xml:space="preserve">             </w:t>
-        <w:tab/>
-        <w:tab/>
-        <w:t xml:space="preserve"> Global</w:t>
-      </w:r>
-      <w:r>
-        <w:rPr>
-          <w:rFonts w:ascii="Arial" w:hAnsi="Arial"/>
-          <w:sz w:val="22"/>
-          <w:szCs w:val="22"/>
-        </w:rPr>
-        <w:br/>
-        <w:t>Freelance</w:t>
-        <w:tab/>
-        <w:tab/>
-        <w:tab/>
-        <w:tab/>
-        <w:tab/>
-        <w:tab/>
-        <w:tab/>
-        <w:tab/>
-      </w:r>
-      <w:r>
-        <w:rPr>
-          <w:rStyle w:val="Strong"/>
-          <w:rFonts w:ascii="Arial" w:hAnsi="Arial"/>
-          <w:b w:val="false"/>
-          <w:bCs w:val="false"/>
-          <w:i w:val="false"/>
-          <w:iCs w:val="false"/>
-          <w:sz w:val="22"/>
-          <w:szCs w:val="22"/>
-        </w:rPr>
-        <w:tab/>
-        <w:tab/>
-        <w:t xml:space="preserve">       </w:t>
-      </w:r>
-      <w:r>
-        <w:rPr>
-          <w:rStyle w:val="Emphasis"/>
-          <w:rFonts w:ascii="Arial" w:hAnsi="Arial"/>
-          <w:i w:val="false"/>
-          <w:iCs w:val="false"/>
-          <w:sz w:val="22"/>
-          <w:szCs w:val="22"/>
-        </w:rPr>
-        <w:t>03/2024 – current</w:t>
+          <w:sz w:val="20"/>
+          <w:szCs w:val="20"/>
+        </w:rPr>
+        <w:t>3/2024 – current</w:t>
       </w:r>
     </w:p>
     <w:p>
@@ -1071,8 +900,8 @@
           <w:rFonts w:ascii="Arial" w:hAnsi="Arial"/>
           <w:i w:val="false"/>
           <w:iCs w:val="false"/>
-          <w:sz w:val="22"/>
-          <w:szCs w:val="22"/>
+          <w:sz w:val="20"/>
+          <w:szCs w:val="20"/>
         </w:rPr>
         <w:t>Prompt improvement and detailed explanation as to why the changes are improvements</w:t>
       </w:r>
@@ -1094,8 +923,8 @@
           <w:rFonts w:ascii="Arial" w:hAnsi="Arial"/>
           <w:i w:val="false"/>
           <w:iCs w:val="false"/>
-          <w:sz w:val="22"/>
-          <w:szCs w:val="22"/>
+          <w:sz w:val="20"/>
+          <w:szCs w:val="20"/>
         </w:rPr>
         <w:t>Improve, debug and refine code for prompt-based code generation using Python, shell scripts or Java</w:t>
       </w:r>
@@ -1171,8 +1000,8 @@
           <w:bCs w:val="false"/>
           <w:i w:val="false"/>
           <w:iCs w:val="false"/>
-          <w:sz w:val="22"/>
-          <w:szCs w:val="22"/>
+          <w:sz w:val="20"/>
+          <w:szCs w:val="20"/>
         </w:rPr>
         <w:t xml:space="preserve">Sr. Software Engineer – Data Minds Team </w:t>
         <w:tab/>
@@ -1181,7 +1010,7 @@
         <w:tab/>
         <w:tab/>
         <w:tab/>
-        <w:t xml:space="preserve">     </w:t>
+        <w:t xml:space="preserve">         </w:t>
       </w:r>
       <w:r>
         <w:rPr>
@@ -1191,8 +1020,8 @@
           <w:bCs w:val="false"/>
           <w:i w:val="false"/>
           <w:iCs w:val="false"/>
-          <w:sz w:val="22"/>
-          <w:szCs w:val="22"/>
+          <w:sz w:val="20"/>
+          <w:szCs w:val="20"/>
         </w:rPr>
         <w:t>01/2022 – 05/2024</w:t>
       </w:r>
@@ -1211,26 +1040,19 @@
         <w:spacing w:before="0" w:after="0"/>
         <w:ind w:hanging="283" w:start="709"/>
         <w:rPr>
-          <w:rFonts w:ascii="Arial" w:hAnsi="Arial" w:eastAsia="Noto Serif CJK SC" w:cs="Courier New"/>
-          <w:i w:val="false"/>
+          <w:sz w:val="20"/>
+          <w:szCs w:val="20"/>
+        </w:rPr>
+      </w:pPr>
+      <w:r>
+        <w:rPr>
+          <w:rFonts w:eastAsia="Noto Serif CJK SC" w:cs="Courier New" w:ascii="Arial" w:hAnsi="Arial"/>
           <w:i w:val="false"/>
           <w:iCs w:val="false"/>
           <w:color w:val="auto"/>
           <w:kern w:val="2"/>
-          <w:sz w:val="22"/>
-          <w:szCs w:val="22"/>
-          <w:lang w:val="en-US" w:eastAsia="zh-CN" w:bidi="hi-IN"/>
-        </w:rPr>
-      </w:pPr>
-      <w:r>
-        <w:rPr>
-          <w:rFonts w:eastAsia="Noto Serif CJK SC" w:cs="Courier New" w:ascii="Arial" w:hAnsi="Arial"/>
-          <w:i w:val="false"/>
-          <w:iCs w:val="false"/>
-          <w:color w:val="auto"/>
-          <w:kern w:val="2"/>
-          <w:sz w:val="22"/>
-          <w:szCs w:val="22"/>
+          <w:sz w:val="20"/>
+          <w:szCs w:val="20"/>
           <w:lang w:val="en-US" w:eastAsia="zh-CN" w:bidi="hi-IN"/>
         </w:rPr>
         <w:t>Partner closely with product owners, engineers, designers, and QA to deliver user-focused, cloud-based printing solutions that help organizations manage costs and understand usage through actionable print analytics.</w:t>
@@ -1250,18 +1072,17 @@
         <w:spacing w:before="0" w:after="0"/>
         <w:ind w:hanging="283" w:start="709"/>
         <w:rPr>
-          <w:rFonts w:ascii="Arial" w:hAnsi="Arial"/>
-          <w:sz w:val="22"/>
-          <w:szCs w:val="22"/>
-        </w:rPr>
-      </w:pPr>
-      <w:r>
-        <w:rPr>
-          <w:rFonts w:ascii="Arial" w:hAnsi="Arial"/>
-          <w:sz w:val="22"/>
-          <w:szCs w:val="22"/>
-        </w:rPr>
-        <w:t>Contributed to the creation of functional and technical specifications that guided successful implementation.</w:t>
+          <w:sz w:val="20"/>
+          <w:szCs w:val="20"/>
+        </w:rPr>
+      </w:pPr>
+      <w:r>
+        <w:rPr>
+          <w:rFonts w:ascii="Arial" w:hAnsi="Arial"/>
+          <w:sz w:val="20"/>
+          <w:szCs w:val="20"/>
+        </w:rPr>
+        <w:t>Refactor and modernize legacy PHP codebases with PSR standards and best practices, enhancing performance, readability, and long-term maintainability for future developers.</w:t>
       </w:r>
     </w:p>
     <w:p>
@@ -1278,18 +1099,17 @@
         <w:spacing w:before="0" w:after="0"/>
         <w:ind w:hanging="283" w:start="709"/>
         <w:rPr>
-          <w:rFonts w:ascii="Arial" w:hAnsi="Arial"/>
-          <w:sz w:val="22"/>
-          <w:szCs w:val="22"/>
-        </w:rPr>
-      </w:pPr>
-      <w:r>
-        <w:rPr>
-          <w:rFonts w:ascii="Arial" w:hAnsi="Arial"/>
-          <w:sz w:val="22"/>
-          <w:szCs w:val="22"/>
-        </w:rPr>
-        <w:t>Assist my team throughout the development lifecycle—from technical design and task estimation to implementation, automated testing, debugging, and deployment—ensuring reliable and maintainable software delivery.</w:t>
+          <w:sz w:val="20"/>
+          <w:szCs w:val="20"/>
+        </w:rPr>
+      </w:pPr>
+      <w:r>
+        <w:rPr>
+          <w:rFonts w:ascii="Arial" w:hAnsi="Arial"/>
+          <w:sz w:val="20"/>
+          <w:szCs w:val="20"/>
+        </w:rPr>
+        <w:t>Contributed and collaborate with cross-functional teams by designing and building major features—including PHP REST APIs, Vue and React components, and Golang microservice  that improved overall system efficiency by over 20%.</w:t>
       </w:r>
     </w:p>
     <w:p>
@@ -1306,18 +1126,91 @@
         <w:spacing w:before="0" w:after="0"/>
         <w:ind w:hanging="283" w:start="709"/>
         <w:rPr>
-          <w:rFonts w:ascii="Arial" w:hAnsi="Arial"/>
-          <w:sz w:val="22"/>
-          <w:szCs w:val="22"/>
-        </w:rPr>
-      </w:pPr>
-      <w:r>
-        <w:rPr>
-          <w:rFonts w:ascii="Arial" w:hAnsi="Arial"/>
-          <w:sz w:val="22"/>
-          <w:szCs w:val="22"/>
-        </w:rPr>
-        <w:t>Refactor and modernize legacy PHP codebases with PSR standards and best practices, enhancing performance, readability, and long-term maintainability for future developers.</w:t>
+          <w:sz w:val="20"/>
+          <w:szCs w:val="20"/>
+        </w:rPr>
+      </w:pPr>
+      <w:r>
+        <w:rPr>
+          <w:rFonts w:ascii="Arial" w:hAnsi="Arial"/>
+          <w:sz w:val="20"/>
+          <w:szCs w:val="20"/>
+        </w:rPr>
+        <w:t>Assisted the global Tech Support team as a T4-tier end-of-the-line solution provider by triaging technical issues and providing a ‘bug – not a bug’ decision and hand off the ticket to the corresponding team.</w:t>
+      </w:r>
+    </w:p>
+    <w:p>
+      <w:pPr>
+        <w:pStyle w:val="BodyText"/>
+        <w:bidi w:val="0"/>
+        <w:jc w:val="start"/>
+        <w:rPr/>
+      </w:pPr>
+      <w:r>
+        <w:rPr>
+          <w:rFonts w:ascii="Arial" w:hAnsi="Arial"/>
+          <w:sz w:val="22"/>
+          <w:szCs w:val="22"/>
+        </w:rPr>
+        <w:br/>
+      </w:r>
+      <w:r>
+        <w:rPr>
+          <w:rStyle w:val="Emphasis"/>
+          <w:rFonts w:ascii="Arial" w:hAnsi="Arial"/>
+          <w:b/>
+          <w:bCs/>
+          <w:i w:val="false"/>
+          <w:iCs w:val="false"/>
+          <w:sz w:val="22"/>
+          <w:szCs w:val="22"/>
+          <w:u w:val="none"/>
+        </w:rPr>
+        <w:t>Federal Reserve Bank of St. Louis, MO</w:t>
+        <w:tab/>
+        <w:tab/>
+        <w:tab/>
+        <w:tab/>
+        <w:tab/>
+        <w:tab/>
+        <w:t xml:space="preserve">            St. Louis, MO</w:t>
+      </w:r>
+      <w:r>
+        <w:rPr>
+          <w:rFonts w:ascii="Arial" w:hAnsi="Arial"/>
+          <w:sz w:val="22"/>
+          <w:szCs w:val="22"/>
+        </w:rPr>
+        <w:br/>
+      </w:r>
+      <w:r>
+        <w:rPr>
+          <w:rStyle w:val="Strong"/>
+          <w:rFonts w:ascii="Arial" w:hAnsi="Arial"/>
+          <w:b w:val="false"/>
+          <w:bCs w:val="false"/>
+          <w:i w:val="false"/>
+          <w:iCs w:val="false"/>
+          <w:sz w:val="20"/>
+          <w:szCs w:val="20"/>
+        </w:rPr>
+        <w:t>Sr. Web Developer – Research Web Group Division – FRED Team</w:t>
+        <w:tab/>
+        <w:tab/>
+        <w:t xml:space="preserve">        </w:t>
+        <w:tab/>
+        <w:t xml:space="preserve">         </w:t>
+      </w:r>
+      <w:r>
+        <w:rPr>
+          <w:rStyle w:val="Emphasis"/>
+          <w:rFonts w:ascii="Arial" w:hAnsi="Arial"/>
+          <w:i w:val="false"/>
+          <w:iCs w:val="false"/>
+          <w:sz w:val="20"/>
+          <w:szCs w:val="20"/>
+        </w:rPr>
+        <w:t>01/2021 – 09/2021</w:t>
       </w:r>
     </w:p>
     <w:p>
@@ -1333,207 +1226,20 @@
         </w:tabs>
         <w:spacing w:before="0" w:after="0"/>
         <w:ind w:hanging="283" w:start="709"/>
-        <w:rPr>
-          <w:rFonts w:ascii="Arial" w:hAnsi="Arial"/>
-          <w:sz w:val="22"/>
-          <w:szCs w:val="22"/>
-        </w:rPr>
-      </w:pPr>
-      <w:r>
-        <w:rPr>
-          <w:rFonts w:ascii="Arial" w:hAnsi="Arial"/>
-          <w:sz w:val="22"/>
-          <w:szCs w:val="22"/>
-        </w:rPr>
-        <w:t>Contributed and collaborate with cross-functional teams by designing and building major features—including PHP REST APIs, Vue and React components, and Golang microservice  that improved overall system efficiency by over 20%.</w:t>
-      </w:r>
-    </w:p>
-    <w:p>
-      <w:pPr>
-        <w:pStyle w:val="BodyText"/>
-        <w:numPr>
-          <w:ilvl w:val="0"/>
-          <w:numId w:val="2"/>
-        </w:numPr>
-        <w:tabs>
-          <w:tab w:val="clear" w:pos="709"/>
-          <w:tab w:val="left" w:pos="0" w:leader="none"/>
-        </w:tabs>
-        <w:spacing w:before="0" w:after="0"/>
-        <w:ind w:hanging="283" w:start="709"/>
-        <w:rPr>
-          <w:rFonts w:ascii="Arial" w:hAnsi="Arial"/>
-          <w:sz w:val="22"/>
-          <w:szCs w:val="22"/>
-        </w:rPr>
-      </w:pPr>
-      <w:r>
-        <w:rPr>
-          <w:rFonts w:ascii="Arial" w:hAnsi="Arial"/>
-          <w:sz w:val="22"/>
-          <w:szCs w:val="22"/>
-        </w:rPr>
-        <w:t>Assisted the global Tech Support team as a T4-tier end-of-the-line solution provider by triaging technical issues and providing a ‘bug – not a bug’ decision and hand off the ticket to the corresponding team.</w:t>
-      </w:r>
-    </w:p>
-    <w:p>
-      <w:pPr>
-        <w:pStyle w:val="BodyText"/>
-        <w:numPr>
-          <w:ilvl w:val="0"/>
-          <w:numId w:val="2"/>
-        </w:numPr>
-        <w:tabs>
-          <w:tab w:val="clear" w:pos="709"/>
-          <w:tab w:val="left" w:pos="0" w:leader="none"/>
-        </w:tabs>
-        <w:spacing w:before="0" w:after="0"/>
-        <w:ind w:hanging="283" w:start="709"/>
-        <w:rPr>
-          <w:rFonts w:ascii="Arial" w:hAnsi="Arial"/>
-          <w:sz w:val="22"/>
-          <w:szCs w:val="22"/>
-        </w:rPr>
-      </w:pPr>
-      <w:r>
-        <w:rPr>
-          <w:rFonts w:ascii="Arial" w:hAnsi="Arial"/>
-          <w:sz w:val="22"/>
-          <w:szCs w:val="22"/>
-        </w:rPr>
-        <w:t>Environment:</w:t>
-      </w:r>
-    </w:p>
-    <w:p>
-      <w:pPr>
-        <w:pStyle w:val="BodyText"/>
-        <w:spacing w:before="0" w:after="0"/>
-        <w:ind w:hanging="0" w:start="0"/>
         <w:rPr/>
       </w:pPr>
       <w:r>
         <w:rPr>
-          <w:rFonts w:eastAsia="Courier New" w:cs="Courier New" w:ascii="Arial" w:hAnsi="Arial"/>
-          <w:i w:val="false"/>
-          <w:iCs w:val="false"/>
-          <w:sz w:val="22"/>
-          <w:szCs w:val="22"/>
-        </w:rPr>
-        <w:tab/>
-        <w:t xml:space="preserve">  PHP, React, Vue, Golang, MySQL, Stored Procedures, AWS, RabbitMQ, Node, Docker,</w:t>
-        <w:br/>
-        <w:t xml:space="preserve">              Laravel, Jira, Confluence, Github &amp; Bitbucket, Github Actions, Copilot, DataDog, bash</w:t>
-      </w:r>
-    </w:p>
-    <w:p>
-      <w:pPr>
-        <w:pStyle w:val="BodyText"/>
-        <w:bidi w:val="0"/>
-        <w:jc w:val="start"/>
-        <w:rPr/>
-      </w:pPr>
-      <w:r>
-        <w:rPr>
-          <w:rFonts w:ascii="Arial" w:hAnsi="Arial"/>
-          <w:sz w:val="22"/>
-          <w:szCs w:val="22"/>
-        </w:rPr>
-        <w:br/>
-      </w:r>
-      <w:r>
-        <w:rPr>
-          <w:rStyle w:val="Emphasis"/>
-          <w:rFonts w:ascii="Arial" w:hAnsi="Arial"/>
-          <w:b/>
-          <w:bCs/>
-          <w:i w:val="false"/>
-          <w:iCs w:val="false"/>
-          <w:sz w:val="22"/>
-          <w:szCs w:val="22"/>
-          <w:u w:val="none"/>
-        </w:rPr>
-        <w:t>Federal Reserve Bank of St. Louis, MO</w:t>
-        <w:tab/>
-        <w:tab/>
-        <w:tab/>
-        <w:tab/>
-        <w:tab/>
-        <w:tab/>
-        <w:t xml:space="preserve">            St. Louis, MO</w:t>
-      </w:r>
-      <w:r>
-        <w:rPr>
-          <w:rFonts w:ascii="Arial" w:hAnsi="Arial"/>
-          <w:sz w:val="22"/>
-          <w:szCs w:val="22"/>
-        </w:rPr>
-        <w:br/>
-      </w:r>
-      <w:r>
-        <w:rPr>
-          <w:rStyle w:val="Strong"/>
-          <w:rFonts w:ascii="Arial" w:hAnsi="Arial"/>
-          <w:b w:val="false"/>
-          <w:bCs w:val="false"/>
-          <w:i w:val="false"/>
-          <w:iCs w:val="false"/>
-          <w:sz w:val="22"/>
-          <w:szCs w:val="22"/>
-        </w:rPr>
-        <w:t>Sr. Web Developer – Research Web Group Division – FRED Team</w:t>
-        <w:tab/>
-        <w:tab/>
-        <w:t xml:space="preserve">     </w:t>
-      </w:r>
-      <w:r>
-        <w:rPr>
-          <w:rStyle w:val="Emphasis"/>
-          <w:rFonts w:ascii="Arial" w:hAnsi="Arial"/>
-          <w:i w:val="false"/>
-          <w:iCs w:val="false"/>
-          <w:sz w:val="22"/>
-          <w:szCs w:val="22"/>
-        </w:rPr>
-        <w:t>01/2021 – 09/2021</w:t>
-      </w:r>
-    </w:p>
-    <w:p>
-      <w:pPr>
-        <w:pStyle w:val="BodyText"/>
-        <w:numPr>
-          <w:ilvl w:val="0"/>
-          <w:numId w:val="2"/>
-        </w:numPr>
-        <w:tabs>
-          <w:tab w:val="clear" w:pos="709"/>
-          <w:tab w:val="left" w:pos="0" w:leader="none"/>
-        </w:tabs>
-        <w:spacing w:before="0" w:after="0"/>
-        <w:ind w:hanging="283" w:start="709"/>
-        <w:rPr>
-          <w:rFonts w:ascii="Arial" w:hAnsi="Arial" w:eastAsia="Noto Serif CJK SC" w:cs="Courier New"/>
-          <w:i w:val="false"/>
+          <w:rFonts w:eastAsia="Noto Serif CJK SC" w:cs="Courier New" w:ascii="Arial" w:hAnsi="Arial"/>
           <w:i w:val="false"/>
           <w:iCs w:val="false"/>
           <w:color w:val="auto"/>
           <w:kern w:val="2"/>
-          <w:sz w:val="22"/>
-          <w:szCs w:val="22"/>
+          <w:sz w:val="20"/>
+          <w:szCs w:val="20"/>
           <w:lang w:val="en-US" w:eastAsia="zh-CN" w:bidi="hi-IN"/>
         </w:rPr>
-      </w:pPr>
-      <w:r>
-        <w:rPr>
-          <w:rFonts w:eastAsia="Noto Serif CJK SC" w:cs="Courier New" w:ascii="Arial" w:hAnsi="Arial"/>
-          <w:i w:val="false"/>
-          <w:iCs w:val="false"/>
-          <w:color w:val="auto"/>
-          <w:kern w:val="2"/>
-          <w:sz w:val="22"/>
-          <w:szCs w:val="22"/>
-          <w:lang w:val="en-US" w:eastAsia="zh-CN" w:bidi="hi-IN"/>
-        </w:rPr>
-        <w:t xml:space="preserve">Maintained and secured the </w:t>
+        <w:t xml:space="preserve">Successfully contributed with the refactoring and migration of the </w:t>
       </w:r>
       <w:hyperlink r:id="rId8">
         <w:r>
@@ -1543,8 +1249,8 @@
             <w:i w:val="false"/>
             <w:iCs w:val="false"/>
             <w:kern w:val="2"/>
-            <w:sz w:val="22"/>
-            <w:szCs w:val="22"/>
+            <w:sz w:val="20"/>
+            <w:szCs w:val="20"/>
             <w:lang w:eastAsia="zh-CN" w:bidi="hi-IN"/>
           </w:rPr>
           <w:t>FRED-family</w:t>
@@ -1557,11 +1263,106 @@
           <w:iCs w:val="false"/>
           <w:color w:val="auto"/>
           <w:kern w:val="2"/>
-          <w:sz w:val="22"/>
-          <w:szCs w:val="22"/>
+          <w:sz w:val="20"/>
+          <w:szCs w:val="20"/>
           <w:lang w:val="en-US" w:eastAsia="zh-CN" w:bidi="hi-IN"/>
         </w:rPr>
-        <w:t xml:space="preserve"> of economics data websites, improving site performance and user accessibility.</w:t>
+        <w:t xml:space="preserve"> of economic data websites to the cloud, enhancing data retrieval speeds significantly.</w:t>
+      </w:r>
+    </w:p>
+    <w:p>
+      <w:pPr>
+        <w:pStyle w:val="BodyText"/>
+        <w:tabs>
+          <w:tab w:val="left" w:pos="709" w:leader="none"/>
+        </w:tabs>
+        <w:bidi w:val="0"/>
+        <w:ind w:hanging="283" w:start="709"/>
+        <w:jc w:val="start"/>
+        <w:rPr>
+          <w:rFonts w:ascii="Arial" w:hAnsi="Arial"/>
+          <w:sz w:val="22"/>
+          <w:szCs w:val="22"/>
+        </w:rPr>
+      </w:pPr>
+      <w:r>
+        <w:rPr>
+          <w:rFonts w:ascii="Arial" w:hAnsi="Arial"/>
+          <w:sz w:val="22"/>
+          <w:szCs w:val="22"/>
+        </w:rPr>
+      </w:r>
+    </w:p>
+    <w:p>
+      <w:pPr>
+        <w:pStyle w:val="BodyText"/>
+        <w:bidi w:val="0"/>
+        <w:jc w:val="center"/>
+        <w:rPr/>
+      </w:pPr>
+      <w:r>
+        <w:rPr>
+          <w:rStyle w:val="Emphasis"/>
+          <w:rFonts w:ascii="Arial" w:hAnsi="Arial"/>
+          <w:b/>
+          <w:bCs/>
+          <w:i w:val="false"/>
+          <w:iCs w:val="false"/>
+          <w:sz w:val="22"/>
+          <w:szCs w:val="22"/>
+        </w:rPr>
+        <w:t xml:space="preserve">Wells Fargo Network Security </w:t>
+        <w:tab/>
+        <w:t xml:space="preserve">       </w:t>
+        <w:tab/>
+        <w:tab/>
+        <w:tab/>
+        <w:tab/>
+        <w:tab/>
+        <w:tab/>
+        <w:t xml:space="preserve">         Charleston, SC</w:t>
+      </w:r>
+      <w:r>
+        <w:rPr>
+          <w:rFonts w:ascii="Arial" w:hAnsi="Arial"/>
+          <w:sz w:val="22"/>
+          <w:szCs w:val="22"/>
+        </w:rPr>
+        <w:br/>
+      </w:r>
+      <w:r>
+        <w:rPr>
+          <w:rStyle w:val="Strong"/>
+          <w:rFonts w:ascii="Arial" w:hAnsi="Arial"/>
+          <w:b w:val="false"/>
+          <w:bCs w:val="false"/>
+          <w:i w:val="false"/>
+          <w:iCs w:val="false"/>
+          <w:sz w:val="20"/>
+          <w:szCs w:val="20"/>
+        </w:rPr>
+        <w:t>Web Developer V - ESPA Team Lead</w:t>
+        <w:tab/>
+        <w:tab/>
+        <w:tab/>
+        <w:tab/>
+        <w:tab/>
+        <w:t xml:space="preserve"> </w:t>
+        <w:tab/>
+        <w:t xml:space="preserve">    </w:t>
+        <w:tab/>
+        <w:t xml:space="preserve">         </w:t>
+      </w:r>
+      <w:r>
+        <w:rPr>
+          <w:rStyle w:val="Emphasis"/>
+          <w:rFonts w:ascii="Arial" w:hAnsi="Arial"/>
+          <w:i w:val="false"/>
+          <w:iCs w:val="false"/>
+          <w:sz w:val="20"/>
+          <w:szCs w:val="20"/>
+        </w:rPr>
+        <w:t>04/2018 – 11/2020</w:t>
       </w:r>
     </w:p>
     <w:p>
@@ -1578,20 +1379,40 @@
         <w:spacing w:before="0" w:after="0"/>
         <w:ind w:hanging="283" w:start="709"/>
         <w:rPr>
-          <w:rFonts w:ascii="Arial" w:hAnsi="Arial" w:eastAsia="Noto Serif CJK SC" w:cs="Courier New"/>
-          <w:i w:val="false"/>
+          <w:sz w:val="20"/>
+          <w:szCs w:val="20"/>
+        </w:rPr>
+      </w:pPr>
+      <w:r>
+        <w:rPr>
+          <w:rFonts w:eastAsia="Noto Serif CJK SC" w:cs="Courier New" w:ascii="Arial" w:hAnsi="Arial"/>
           <w:i w:val="false"/>
           <w:iCs w:val="false"/>
           <w:color w:val="auto"/>
           <w:kern w:val="2"/>
-          <w:sz w:val="22"/>
-          <w:szCs w:val="22"/>
+          <w:sz w:val="20"/>
+          <w:szCs w:val="20"/>
           <w:lang w:val="en-US" w:eastAsia="zh-CN" w:bidi="hi-IN"/>
         </w:rPr>
-      </w:pPr>
-      <w:r>
-        <w:rPr>
-          <w:rFonts w:eastAsia="Noto Serif CJK SC" w:cs="Courier New" w:ascii="Arial" w:hAnsi="Arial"/>
+        <w:t xml:space="preserve">Developed Perl/Angular web-based endpoint security solutions, focusing on network authentication protocol 802.1x, resulting in improved and automated security compliance. </w:t>
+      </w:r>
+    </w:p>
+    <w:p>
+      <w:pPr>
+        <w:pStyle w:val="BodyText"/>
+        <w:numPr>
+          <w:ilvl w:val="0"/>
+          <w:numId w:val="0"/>
+        </w:numPr>
+        <w:tabs>
+          <w:tab w:val="clear" w:pos="709"/>
+          <w:tab w:val="left" w:pos="0" w:leader="none"/>
+        </w:tabs>
+        <w:spacing w:before="0" w:after="0"/>
+        <w:ind w:hanging="0" w:start="709"/>
+        <w:rPr>
+          <w:rFonts w:ascii="Arial" w:hAnsi="Arial" w:eastAsia="Noto Serif CJK SC" w:cs="Courier New"/>
+          <w:i w:val="false"/>
           <w:i w:val="false"/>
           <w:iCs w:val="false"/>
           <w:color w:val="auto"/>
@@ -1600,7 +1421,78 @@
           <w:szCs w:val="22"/>
           <w:lang w:val="en-US" w:eastAsia="zh-CN" w:bidi="hi-IN"/>
         </w:rPr>
-        <w:t>Successfully contributed with the refactoring and migration of a legacy system to the cloud, enhancing data retrieval speeds significantly.</w:t>
+      </w:pPr>
+      <w:r>
+        <w:rPr/>
+      </w:r>
+    </w:p>
+    <w:p>
+      <w:pPr>
+        <w:pStyle w:val="BodyText"/>
+        <w:bidi w:val="0"/>
+        <w:jc w:val="start"/>
+        <w:rPr/>
+      </w:pPr>
+      <w:r>
+        <w:rPr>
+          <w:rStyle w:val="Emphasis"/>
+          <w:rFonts w:ascii="Arial" w:hAnsi="Arial"/>
+          <w:b/>
+          <w:bCs/>
+          <w:i w:val="false"/>
+          <w:iCs w:val="false"/>
+          <w:sz w:val="22"/>
+          <w:szCs w:val="22"/>
+        </w:rPr>
+        <w:t>Optanix</w:t>
+        <w:tab/>
+        <w:tab/>
+        <w:tab/>
+        <w:tab/>
+        <w:tab/>
+        <w:tab/>
+        <w:tab/>
+        <w:tab/>
+        <w:tab/>
+        <w:tab/>
+        <w:tab/>
+        <w:t>Syracuse, NY</w:t>
+      </w:r>
+      <w:r>
+        <w:rPr>
+          <w:rFonts w:ascii="Arial" w:hAnsi="Arial"/>
+          <w:sz w:val="22"/>
+          <w:szCs w:val="22"/>
+        </w:rPr>
+        <w:br/>
+      </w:r>
+      <w:r>
+        <w:rPr>
+          <w:rStyle w:val="Strong"/>
+          <w:rFonts w:ascii="Arial" w:hAnsi="Arial"/>
+          <w:b w:val="false"/>
+          <w:bCs w:val="false"/>
+          <w:i w:val="false"/>
+          <w:iCs w:val="false"/>
+          <w:sz w:val="20"/>
+          <w:szCs w:val="20"/>
+        </w:rPr>
+        <w:t>Sr. Back-end Developer – Tools &amp; Automation – Rapid Innovation Team</w:t>
+        <w:tab/>
+        <w:tab/>
+        <w:tab/>
+        <w:t xml:space="preserve">        </w:t>
+      </w:r>
+      <w:r>
+        <w:rPr>
+          <w:rStyle w:val="Emphasis"/>
+          <w:rFonts w:ascii="Arial" w:hAnsi="Arial"/>
+          <w:i w:val="false"/>
+          <w:iCs w:val="false"/>
+          <w:sz w:val="20"/>
+          <w:szCs w:val="20"/>
+        </w:rPr>
+        <w:t>03/2016 – 03/2018</w:t>
       </w:r>
     </w:p>
     <w:p>
@@ -1617,68 +1509,94 @@
         <w:spacing w:before="0" w:after="0"/>
         <w:ind w:hanging="283" w:start="709"/>
         <w:rPr>
-          <w:rFonts w:ascii="Arial" w:hAnsi="Arial" w:eastAsia="Courier New" w:cs="Courier New"/>
-          <w:sz w:val="22"/>
-          <w:szCs w:val="22"/>
-        </w:rPr>
-      </w:pPr>
-      <w:r>
-        <w:rPr>
-          <w:rFonts w:eastAsia="Courier New" w:cs="Courier New" w:ascii="Arial" w:hAnsi="Arial"/>
+          <w:sz w:val="20"/>
+          <w:szCs w:val="20"/>
+        </w:rPr>
+      </w:pPr>
+      <w:r>
+        <w:rPr>
+          <w:rFonts w:eastAsia="Noto Serif CJK SC" w:cs="Courier New" w:ascii="Arial" w:hAnsi="Arial"/>
           <w:i w:val="false"/>
           <w:iCs w:val="false"/>
           <w:color w:val="auto"/>
           <w:kern w:val="2"/>
-          <w:sz w:val="22"/>
-          <w:szCs w:val="22"/>
+          <w:sz w:val="20"/>
+          <w:szCs w:val="20"/>
           <w:lang w:val="en-US" w:eastAsia="zh-CN" w:bidi="hi-IN"/>
         </w:rPr>
-        <w:t>Environment:</w:t>
-      </w:r>
-      <w:r>
-        <w:rPr>
-          <w:rFonts w:eastAsia="Courier New" w:cs="Courier New" w:ascii="Arial" w:hAnsi="Arial"/>
-          <w:sz w:val="22"/>
-          <w:szCs w:val="22"/>
-        </w:rPr>
-        <w:br/>
-        <w:t xml:space="preserve">  PHP, React, Node, JQuery, Git, Gitlab CI, bash, PostgreSQL, Docker, AWS</w:t>
-      </w:r>
-    </w:p>
-    <w:p>
-      <w:pPr>
-        <w:pStyle w:val="BodyText"/>
-        <w:tabs>
-          <w:tab w:val="left" w:pos="709" w:leader="none"/>
-        </w:tabs>
-        <w:bidi w:val="0"/>
-        <w:ind w:hanging="283" w:start="709"/>
-        <w:jc w:val="start"/>
-        <w:rPr>
-          <w:rFonts w:ascii="Arial" w:hAnsi="Arial"/>
-          <w:sz w:val="22"/>
-          <w:szCs w:val="22"/>
-        </w:rPr>
-      </w:pPr>
-      <w:r>
-        <w:rPr>
-          <w:rFonts w:ascii="Arial" w:hAnsi="Arial"/>
-          <w:sz w:val="22"/>
-          <w:szCs w:val="22"/>
-        </w:rPr>
-      </w:r>
-    </w:p>
-    <w:p>
-      <w:pPr>
-        <w:pStyle w:val="BodyText"/>
-        <w:bidi w:val="0"/>
+        <w:t xml:space="preserve">Helped improve the functionality and scalability of the Optanix SaaS platform by building and maintaining solutions using the LAMP stack and virtualization technologies to better serve enterprise customers </w:t>
+      </w:r>
+      <w:r>
+        <w:rPr>
+          <w:rFonts w:eastAsia="Noto Serif CJK SC" w:cs="Courier New" w:ascii="Arial" w:hAnsi="Arial"/>
+          <w:i w:val="false"/>
+          <w:iCs w:val="false"/>
+          <w:color w:val="auto"/>
+          <w:kern w:val="2"/>
+          <w:sz w:val="20"/>
+          <w:szCs w:val="20"/>
+          <w:lang w:val="en-US" w:eastAsia="zh-CN" w:bidi="hi-IN"/>
+        </w:rPr>
+        <w:t>(ex. Implementation of HealthCheck Indicators for critical network appliances</w:t>
+      </w:r>
+      <w:r>
+        <w:rPr>
+          <w:rFonts w:eastAsia="Noto Serif CJK SC" w:cs="Courier New" w:ascii="Arial" w:hAnsi="Arial"/>
+          <w:i w:val="false"/>
+          <w:iCs w:val="false"/>
+          <w:color w:val="auto"/>
+          <w:kern w:val="2"/>
+          <w:sz w:val="20"/>
+          <w:szCs w:val="20"/>
+          <w:lang w:val="en-US" w:eastAsia="zh-CN" w:bidi="hi-IN"/>
+        </w:rPr>
+        <w:t>).</w:t>
+      </w:r>
+    </w:p>
+    <w:p>
+      <w:pPr>
+        <w:pStyle w:val="BodyText"/>
+        <w:numPr>
+          <w:ilvl w:val="0"/>
+          <w:numId w:val="0"/>
+        </w:numPr>
+        <w:tabs>
+          <w:tab w:val="clear" w:pos="709"/>
+          <w:tab w:val="left" w:pos="0" w:leader="none"/>
+        </w:tabs>
+        <w:spacing w:before="0" w:after="0"/>
+        <w:ind w:hanging="0" w:start="709"/>
+        <w:rPr>
+          <w:rFonts w:ascii="Arial" w:hAnsi="Arial" w:cs="Courier New"/>
+          <w:b/>
+          <w:i/>
+          <w:i/>
+          <w:sz w:val="22"/>
+          <w:szCs w:val="22"/>
+        </w:rPr>
+      </w:pPr>
+      <w:r>
+        <w:rPr>
+          <w:rFonts w:cs="Courier New" w:ascii="Arial" w:hAnsi="Arial"/>
+          <w:b/>
+          <w:i/>
+          <w:sz w:val="22"/>
+          <w:szCs w:val="22"/>
+        </w:rPr>
+      </w:r>
+    </w:p>
+    <w:p>
+      <w:pPr>
+        <w:pStyle w:val="BodyText"/>
         <w:jc w:val="center"/>
-        <w:rPr/>
-      </w:pPr>
-      <w:r>
-        <w:rPr>
-          <w:rStyle w:val="Emphasis"/>
-          <w:rFonts w:ascii="Arial" w:hAnsi="Arial"/>
+        <w:rPr>
+          <w:sz w:val="22"/>
+          <w:szCs w:val="22"/>
+        </w:rPr>
+      </w:pPr>
+      <w:r>
+        <w:rPr>
+          <w:rFonts w:cs="Courier New" w:ascii="Arial" w:hAnsi="Arial"/>
           <w:b/>
           <w:bCs/>
           <w:i w:val="false"/>
@@ -1686,20 +1604,20 @@
           <w:sz w:val="22"/>
           <w:szCs w:val="22"/>
         </w:rPr>
-        <w:t xml:space="preserve">Wells Fargo Network Security </w:t>
-        <w:tab/>
-        <w:t xml:space="preserve">       </w:t>
-        <w:tab/>
-        <w:tab/>
-        <w:tab/>
-        <w:tab/>
-        <w:tab/>
-        <w:tab/>
-        <w:t xml:space="preserve">         Charleston, SC</w:t>
-      </w:r>
-      <w:r>
-        <w:rPr>
-          <w:rFonts w:ascii="Arial" w:hAnsi="Arial"/>
+        <w:t>Arkansas Blue Cross &amp; Blue Shield</w:t>
+        <w:tab/>
+        <w:tab/>
+        <w:tab/>
+        <w:tab/>
+        <w:tab/>
+        <w:tab/>
+        <w:t xml:space="preserve">       Little Rock, AR</w:t>
+      </w:r>
+      <w:r>
+        <w:rPr>
+          <w:rFonts w:ascii="Arial" w:hAnsi="Arial"/>
+          <w:i/>
+          <w:iCs/>
           <w:sz w:val="22"/>
           <w:szCs w:val="22"/>
         </w:rPr>
@@ -1707,35 +1625,35 @@
       </w:r>
       <w:r>
         <w:rPr>
-          <w:rStyle w:val="Strong"/>
           <w:rFonts w:ascii="Arial" w:hAnsi="Arial"/>
           <w:b w:val="false"/>
           <w:bCs w:val="false"/>
           <w:i w:val="false"/>
           <w:iCs w:val="false"/>
-          <w:sz w:val="22"/>
-          <w:szCs w:val="22"/>
-        </w:rPr>
-        <w:t>Web Developer V - ESPA Team Lead</w:t>
-        <w:tab/>
-        <w:tab/>
-        <w:tab/>
-        <w:tab/>
-        <w:tab/>
-        <w:t xml:space="preserve"> </w:t>
-        <w:tab/>
-        <w:t xml:space="preserve">     </w:t>
-      </w:r>
-      <w:r>
-        <w:rPr>
-          <w:rStyle w:val="Emphasis"/>
-          <w:rFonts w:ascii="Arial" w:hAnsi="Arial"/>
-          <w:i w:val="false"/>
-          <w:iCs w:val="false"/>
-          <w:sz w:val="22"/>
-          <w:szCs w:val="22"/>
-        </w:rPr>
-        <w:t>04/2018 – 11/2020</w:t>
+          <w:sz w:val="20"/>
+          <w:szCs w:val="20"/>
+        </w:rPr>
+        <w:t>PHP Back-end Web Developer</w:t>
+        <w:tab/>
+        <w:tab/>
+        <w:tab/>
+        <w:tab/>
+        <w:tab/>
+        <w:tab/>
+        <w:tab/>
+        <w:t xml:space="preserve">    </w:t>
+        <w:tab/>
+        <w:t xml:space="preserve">       </w:t>
+      </w:r>
+      <w:r>
+        <w:rPr>
+          <w:rFonts w:ascii="Arial" w:hAnsi="Arial"/>
+          <w:i w:val="false"/>
+          <w:iCs w:val="false"/>
+          <w:sz w:val="20"/>
+          <w:szCs w:val="20"/>
+        </w:rPr>
+        <w:t>05/2010 - 02/2016</w:t>
       </w:r>
     </w:p>
     <w:p>
@@ -1752,453 +1670,37 @@
         <w:spacing w:before="0" w:after="0"/>
         <w:ind w:hanging="283" w:start="709"/>
         <w:rPr>
-          <w:rFonts w:ascii="Arial" w:hAnsi="Arial" w:eastAsia="Noto Serif CJK SC" w:cs="Courier New"/>
-          <w:i w:val="false"/>
+          <w:sz w:val="20"/>
+          <w:szCs w:val="20"/>
+        </w:rPr>
+      </w:pPr>
+      <w:r>
+        <w:rPr>
+          <w:rFonts w:eastAsia="Noto Serif CJK SC" w:cs="Courier New" w:ascii="Arial" w:hAnsi="Arial"/>
           <w:i w:val="false"/>
           <w:iCs w:val="false"/>
           <w:color w:val="auto"/>
           <w:kern w:val="2"/>
-          <w:sz w:val="22"/>
-          <w:szCs w:val="22"/>
+          <w:sz w:val="20"/>
+          <w:szCs w:val="20"/>
           <w:lang w:val="en-US" w:eastAsia="zh-CN" w:bidi="hi-IN"/>
         </w:rPr>
-      </w:pPr>
-      <w:r>
-        <w:rPr>
-          <w:rFonts w:eastAsia="Noto Serif CJK SC" w:cs="Courier New" w:ascii="Arial" w:hAnsi="Arial"/>
-          <w:i w:val="false"/>
-          <w:iCs w:val="false"/>
-          <w:color w:val="auto"/>
-          <w:kern w:val="2"/>
-          <w:sz w:val="22"/>
-          <w:szCs w:val="22"/>
-          <w:lang w:val="en-US" w:eastAsia="zh-CN" w:bidi="hi-IN"/>
-        </w:rPr>
-        <w:t xml:space="preserve">Developed Perl/Angular web-based endpoint security solutions, focusing on network authentication protocol 802.1x, resulting in improved and automated security compliance. </w:t>
-      </w:r>
-    </w:p>
-    <w:p>
-      <w:pPr>
-        <w:pStyle w:val="BodyText"/>
-        <w:numPr>
-          <w:ilvl w:val="0"/>
-          <w:numId w:val="2"/>
-        </w:numPr>
-        <w:tabs>
-          <w:tab w:val="clear" w:pos="709"/>
-          <w:tab w:val="left" w:pos="0" w:leader="none"/>
-        </w:tabs>
-        <w:spacing w:before="0" w:after="0"/>
-        <w:ind w:hanging="283" w:start="709"/>
-        <w:rPr/>
-      </w:pPr>
-      <w:r>
-        <w:rPr>
-          <w:rFonts w:eastAsia="Noto Serif CJK SC" w:cs="Courier New" w:ascii="Arial" w:hAnsi="Arial"/>
-          <w:i w:val="false"/>
-          <w:iCs w:val="false"/>
-          <w:color w:val="auto"/>
-          <w:kern w:val="2"/>
-          <w:sz w:val="22"/>
-          <w:szCs w:val="22"/>
-          <w:lang w:val="en-US" w:eastAsia="zh-CN" w:bidi="hi-IN"/>
-        </w:rPr>
-        <w:t>Environment</w:t>
-      </w:r>
-      <w:r>
-        <w:rPr>
-          <w:rFonts w:ascii="Arial" w:hAnsi="Arial"/>
-          <w:sz w:val="22"/>
-          <w:szCs w:val="22"/>
-        </w:rPr>
-        <w:br/>
-        <w:t xml:space="preserve">  </w:t>
-      </w:r>
-      <w:r>
-        <w:rPr>
-          <w:rFonts w:eastAsia="Courier New" w:cs="Courier New" w:ascii="Arial" w:hAnsi="Arial"/>
-          <w:sz w:val="22"/>
-          <w:szCs w:val="22"/>
-        </w:rPr>
-        <w:t>Perl, C, ROSE ORM, AngularJS, JSON, JQuery, SubVersion, MySQL, ActiveMQ, bash, IBM</w:t>
-        <w:br/>
-        <w:t xml:space="preserve">  MQSeries, Putty, Jenkins, uDeploy, Jira, Crucible, Confluence, rpmbuild and Nagios</w:t>
-      </w:r>
-    </w:p>
-    <w:p>
-      <w:pPr>
-        <w:pStyle w:val="BodyText"/>
-        <w:tabs>
-          <w:tab w:val="left" w:pos="709" w:leader="none"/>
-        </w:tabs>
-        <w:bidi w:val="0"/>
-        <w:ind w:hanging="283" w:start="709"/>
-        <w:jc w:val="start"/>
-        <w:rPr>
-          <w:rFonts w:ascii="Arial" w:hAnsi="Arial"/>
-          <w:sz w:val="22"/>
-          <w:szCs w:val="22"/>
-        </w:rPr>
-      </w:pPr>
-      <w:r>
-        <w:rPr>
-          <w:rFonts w:ascii="Arial" w:hAnsi="Arial"/>
-          <w:sz w:val="22"/>
-          <w:szCs w:val="22"/>
-        </w:rPr>
-      </w:r>
-    </w:p>
-    <w:p>
-      <w:pPr>
-        <w:pStyle w:val="BodyText"/>
-        <w:bidi w:val="0"/>
-        <w:jc w:val="start"/>
-        <w:rPr/>
-      </w:pPr>
-      <w:r>
-        <w:rPr>
-          <w:rStyle w:val="Emphasis"/>
-          <w:rFonts w:ascii="Arial" w:hAnsi="Arial"/>
-          <w:b/>
-          <w:bCs/>
-          <w:i w:val="false"/>
-          <w:iCs w:val="false"/>
-          <w:sz w:val="22"/>
-          <w:szCs w:val="22"/>
-        </w:rPr>
-        <w:t>Optanix</w:t>
-        <w:tab/>
-        <w:tab/>
-        <w:tab/>
-        <w:tab/>
-        <w:tab/>
-        <w:tab/>
-        <w:tab/>
-        <w:tab/>
-        <w:tab/>
-        <w:tab/>
-        <w:tab/>
-        <w:t>Syracuse, NY</w:t>
-      </w:r>
-      <w:r>
-        <w:rPr>
-          <w:rFonts w:ascii="Arial" w:hAnsi="Arial"/>
-          <w:sz w:val="22"/>
-          <w:szCs w:val="22"/>
-        </w:rPr>
-        <w:br/>
-      </w:r>
-      <w:r>
-        <w:rPr>
-          <w:rStyle w:val="Strong"/>
-          <w:rFonts w:ascii="Arial" w:hAnsi="Arial"/>
-          <w:b w:val="false"/>
-          <w:bCs w:val="false"/>
-          <w:i w:val="false"/>
-          <w:iCs w:val="false"/>
-          <w:sz w:val="22"/>
-          <w:szCs w:val="22"/>
-        </w:rPr>
-        <w:t>Sr. Back-end Developer – Tools &amp; Automation – Rapid Innovation Team</w:t>
-        <w:tab/>
-        <w:tab/>
-        <w:t xml:space="preserve">     </w:t>
-      </w:r>
-      <w:r>
-        <w:rPr>
-          <w:rStyle w:val="Emphasis"/>
-          <w:rFonts w:ascii="Arial" w:hAnsi="Arial"/>
-          <w:i w:val="false"/>
-          <w:iCs w:val="false"/>
-          <w:sz w:val="22"/>
-          <w:szCs w:val="22"/>
-        </w:rPr>
-        <w:t>03/2016 – 03/2018</w:t>
-      </w:r>
-    </w:p>
-    <w:p>
-      <w:pPr>
-        <w:pStyle w:val="BodyText"/>
-        <w:numPr>
-          <w:ilvl w:val="0"/>
-          <w:numId w:val="2"/>
-        </w:numPr>
-        <w:tabs>
-          <w:tab w:val="clear" w:pos="709"/>
-          <w:tab w:val="left" w:pos="0" w:leader="none"/>
-        </w:tabs>
-        <w:spacing w:before="0" w:after="0"/>
-        <w:ind w:hanging="283" w:start="709"/>
-        <w:rPr>
-          <w:rFonts w:ascii="Arial" w:hAnsi="Arial" w:eastAsia="Noto Serif CJK SC" w:cs="Courier New"/>
-          <w:i w:val="false"/>
-          <w:i w:val="false"/>
-          <w:iCs w:val="false"/>
-          <w:color w:val="auto"/>
-          <w:kern w:val="2"/>
-          <w:sz w:val="22"/>
-          <w:szCs w:val="22"/>
-          <w:lang w:val="en-US" w:eastAsia="zh-CN" w:bidi="hi-IN"/>
-        </w:rPr>
-      </w:pPr>
-      <w:r>
-        <w:rPr>
-          <w:rFonts w:eastAsia="Noto Serif CJK SC" w:cs="Courier New" w:ascii="Arial" w:hAnsi="Arial"/>
-          <w:i w:val="false"/>
-          <w:iCs w:val="false"/>
-          <w:color w:val="auto"/>
-          <w:kern w:val="2"/>
-          <w:sz w:val="22"/>
-          <w:szCs w:val="22"/>
-          <w:lang w:val="en-US" w:eastAsia="zh-CN" w:bidi="hi-IN"/>
-        </w:rPr>
-        <w:t xml:space="preserve">Supported the reliability and performance of Fortune 500 client networks by contributing to the development and enhancement of HealthCheck Indicators for critical network appliances. </w:t>
-      </w:r>
-    </w:p>
-    <w:p>
-      <w:pPr>
-        <w:pStyle w:val="BodyText"/>
-        <w:numPr>
-          <w:ilvl w:val="0"/>
-          <w:numId w:val="2"/>
-        </w:numPr>
-        <w:tabs>
-          <w:tab w:val="clear" w:pos="709"/>
-          <w:tab w:val="left" w:pos="0" w:leader="none"/>
-        </w:tabs>
-        <w:spacing w:before="0" w:after="0"/>
-        <w:ind w:hanging="283" w:start="709"/>
-        <w:rPr>
-          <w:rFonts w:ascii="Arial" w:hAnsi="Arial" w:eastAsia="Noto Serif CJK SC" w:cs="Courier New"/>
-          <w:i w:val="false"/>
-          <w:i w:val="false"/>
-          <w:iCs w:val="false"/>
-          <w:color w:val="auto"/>
-          <w:kern w:val="2"/>
-          <w:sz w:val="22"/>
-          <w:szCs w:val="22"/>
-          <w:lang w:val="en-US" w:eastAsia="zh-CN" w:bidi="hi-IN"/>
-        </w:rPr>
-      </w:pPr>
-      <w:r>
-        <w:rPr>
-          <w:rFonts w:eastAsia="Noto Serif CJK SC" w:cs="Courier New" w:ascii="Arial" w:hAnsi="Arial"/>
-          <w:i w:val="false"/>
-          <w:iCs w:val="false"/>
-          <w:color w:val="auto"/>
-          <w:kern w:val="2"/>
-          <w:sz w:val="22"/>
-          <w:szCs w:val="22"/>
-          <w:lang w:val="en-US" w:eastAsia="zh-CN" w:bidi="hi-IN"/>
-        </w:rPr>
-        <w:t xml:space="preserve">Helped improve the functionality and scalability of the Optanix SaaS platform by building and maintaining solutions using the LAMP stack and virtualization technologies to better serve enterprise customers. </w:t>
-      </w:r>
-    </w:p>
-    <w:p>
-      <w:pPr>
-        <w:pStyle w:val="BodyText"/>
-        <w:numPr>
-          <w:ilvl w:val="0"/>
-          <w:numId w:val="2"/>
-        </w:numPr>
-        <w:tabs>
-          <w:tab w:val="clear" w:pos="709"/>
-          <w:tab w:val="left" w:pos="0" w:leader="none"/>
-        </w:tabs>
-        <w:spacing w:before="0" w:after="0"/>
-        <w:ind w:hanging="283" w:start="709"/>
-        <w:rPr>
-          <w:rFonts w:ascii="Arial" w:hAnsi="Arial" w:eastAsia="Noto Serif CJK SC" w:cs="Courier New"/>
-          <w:i w:val="false"/>
-          <w:i w:val="false"/>
-          <w:iCs w:val="false"/>
-          <w:color w:val="auto"/>
-          <w:kern w:val="2"/>
-          <w:sz w:val="22"/>
-          <w:szCs w:val="22"/>
-          <w:lang w:val="en-US" w:eastAsia="zh-CN" w:bidi="hi-IN"/>
-        </w:rPr>
-      </w:pPr>
-      <w:r>
-        <w:rPr>
-          <w:rFonts w:eastAsia="Noto Serif CJK SC" w:cs="Courier New" w:ascii="Arial" w:hAnsi="Arial"/>
-          <w:i w:val="false"/>
-          <w:iCs w:val="false"/>
-          <w:color w:val="auto"/>
-          <w:kern w:val="2"/>
-          <w:sz w:val="22"/>
-          <w:szCs w:val="22"/>
-          <w:lang w:val="en-US" w:eastAsia="zh-CN" w:bidi="hi-IN"/>
-        </w:rPr>
-        <w:t xml:space="preserve">Streamlined internal processes by automating Ubuntu package builds with Jenkins, and uplifted team capabilities by mentoring colleagues on Perl best practices—culminating in a knowledge-sharing WebEx session to extend impact across the organization. </w:t>
-      </w:r>
-    </w:p>
-    <w:p>
-      <w:pPr>
-        <w:pStyle w:val="BodyText"/>
-        <w:numPr>
-          <w:ilvl w:val="0"/>
-          <w:numId w:val="2"/>
-        </w:numPr>
-        <w:tabs>
-          <w:tab w:val="clear" w:pos="709"/>
-          <w:tab w:val="left" w:pos="0" w:leader="none"/>
-        </w:tabs>
-        <w:spacing w:before="0" w:after="0"/>
-        <w:ind w:hanging="283" w:start="709"/>
-        <w:rPr>
-          <w:rFonts w:ascii="Arial" w:hAnsi="Arial" w:eastAsia="Noto Serif CJK SC" w:cs="Courier New"/>
-          <w:i w:val="false"/>
-          <w:i w:val="false"/>
-          <w:iCs w:val="false"/>
-          <w:color w:val="auto"/>
-          <w:kern w:val="2"/>
-          <w:sz w:val="22"/>
-          <w:szCs w:val="22"/>
-          <w:lang w:val="en-US" w:eastAsia="zh-CN" w:bidi="hi-IN"/>
-        </w:rPr>
-      </w:pPr>
-      <w:r>
-        <w:rPr>
-          <w:rFonts w:eastAsia="Noto Serif CJK SC" w:cs="Courier New" w:ascii="Arial" w:hAnsi="Arial"/>
-          <w:i w:val="false"/>
-          <w:iCs w:val="false"/>
-          <w:color w:val="auto"/>
-          <w:kern w:val="2"/>
-          <w:sz w:val="22"/>
-          <w:szCs w:val="22"/>
-          <w:lang w:val="en-US" w:eastAsia="zh-CN" w:bidi="hi-IN"/>
-        </w:rPr>
-        <w:t>Actively contributed to Agile team operations by assisting with sprint planning and stepping in as a backup Agile PM, while also delivering technical value through the development of an HTTP Poller service using Tornado and RabbitMQ to support real-time system responsiveness.</w:t>
-      </w:r>
-    </w:p>
-    <w:p>
-      <w:pPr>
-        <w:pStyle w:val="BodyText"/>
-        <w:numPr>
-          <w:ilvl w:val="0"/>
-          <w:numId w:val="2"/>
-        </w:numPr>
-        <w:tabs>
-          <w:tab w:val="clear" w:pos="709"/>
-          <w:tab w:val="left" w:pos="0" w:leader="none"/>
-        </w:tabs>
-        <w:spacing w:before="0" w:after="0"/>
-        <w:ind w:hanging="283" w:start="709"/>
-        <w:rPr/>
-      </w:pPr>
-      <w:r>
-        <w:rPr>
-          <w:rFonts w:eastAsia="Noto Serif CJK SC" w:cs="Courier New" w:ascii="Arial" w:hAnsi="Arial"/>
-          <w:i w:val="false"/>
-          <w:iCs w:val="false"/>
-          <w:color w:val="auto"/>
-          <w:kern w:val="2"/>
-          <w:sz w:val="22"/>
-          <w:szCs w:val="22"/>
-          <w:lang w:val="en-US" w:eastAsia="zh-CN" w:bidi="hi-IN"/>
-        </w:rPr>
-        <w:t>Environment:</w:t>
-      </w:r>
-    </w:p>
-    <w:p>
-      <w:pPr>
-        <w:pStyle w:val="BodyText"/>
-        <w:spacing w:before="0" w:after="0"/>
-        <w:rPr/>
-      </w:pPr>
-      <w:r>
-        <w:rPr>
-          <w:rFonts w:eastAsia="Noto Serif CJK SC" w:cs="Courier New" w:ascii="Arial" w:hAnsi="Arial"/>
-          <w:i w:val="false"/>
-          <w:iCs w:val="false"/>
-          <w:color w:val="auto"/>
-          <w:kern w:val="2"/>
-          <w:sz w:val="22"/>
-          <w:szCs w:val="22"/>
-          <w:lang w:val="en-US" w:eastAsia="zh-CN" w:bidi="hi-IN"/>
-        </w:rPr>
-        <w:tab/>
-        <w:t xml:space="preserve">   </w:t>
-      </w:r>
-      <w:r>
-        <w:rPr>
-          <w:rFonts w:eastAsia="Courier New" w:cs="Courier New" w:ascii="Arial" w:hAnsi="Arial"/>
-          <w:i w:val="false"/>
-          <w:iCs w:val="false"/>
-          <w:color w:val="auto"/>
-          <w:kern w:val="2"/>
-          <w:sz w:val="22"/>
-          <w:szCs w:val="22"/>
-          <w:lang w:val="en-US" w:eastAsia="zh-CN" w:bidi="hi-IN"/>
-        </w:rPr>
-        <w:t>Python 3</w:t>
-      </w:r>
-      <w:bookmarkStart w:id="0" w:name="__DdeLink__490_389016543_Copy_1"/>
-      <w:bookmarkStart w:id="1" w:name="__DdeLink__511_1401846983_Copy_1"/>
-      <w:bookmarkStart w:id="2" w:name="__DdeLink__493_389016543_Copy_1"/>
-      <w:bookmarkEnd w:id="0"/>
-      <w:bookmarkEnd w:id="1"/>
-      <w:bookmarkEnd w:id="2"/>
-      <w:r>
-        <w:rPr>
-          <w:rFonts w:eastAsia="Noto Serif CJK SC" w:cs="Courier New" w:ascii="Arial" w:hAnsi="Arial"/>
-          <w:i w:val="false"/>
-          <w:iCs w:val="false"/>
-          <w:color w:val="auto"/>
-          <w:kern w:val="2"/>
-          <w:sz w:val="22"/>
-          <w:szCs w:val="22"/>
-          <w:lang w:val="en-US" w:eastAsia="zh-CN" w:bidi="hi-IN"/>
-        </w:rPr>
-        <w:t xml:space="preserve">, Perl, PHP, </w:t>
-      </w:r>
-      <w:r>
-        <w:rPr>
-          <w:rFonts w:eastAsia="Courier New" w:cs="Courier New" w:ascii="Arial" w:hAnsi="Arial"/>
-          <w:i w:val="false"/>
-          <w:iCs w:val="false"/>
-          <w:color w:val="auto"/>
-          <w:kern w:val="2"/>
-          <w:sz w:val="22"/>
-          <w:szCs w:val="22"/>
-          <w:lang w:val="en-US" w:eastAsia="zh-CN" w:bidi="hi-IN"/>
-        </w:rPr>
-        <w:t xml:space="preserve">Ruby on Rails, </w:t>
-      </w:r>
-      <w:r>
-        <w:rPr>
-          <w:rFonts w:eastAsia="Noto Serif CJK SC" w:cs="Courier New" w:ascii="Arial" w:hAnsi="Arial"/>
-          <w:i w:val="false"/>
-          <w:iCs w:val="false"/>
-          <w:color w:val="auto"/>
-          <w:kern w:val="2"/>
-          <w:sz w:val="22"/>
-          <w:szCs w:val="22"/>
-          <w:lang w:val="en-US" w:eastAsia="zh-CN" w:bidi="hi-IN"/>
-        </w:rPr>
-        <w:t>C, bash, bourne script automation, Yii PHP Framework</w:t>
-      </w:r>
-    </w:p>
-    <w:p>
-      <w:pPr>
-        <w:pStyle w:val="PlainText"/>
-        <w:rPr>
-          <w:rFonts w:ascii="Arial" w:hAnsi="Arial" w:cs="Courier New"/>
-          <w:b/>
-          <w:i/>
-          <w:i/>
-          <w:sz w:val="22"/>
-          <w:szCs w:val="22"/>
-        </w:rPr>
-      </w:pPr>
-      <w:r>
-        <w:rPr>
-          <w:rFonts w:cs="Courier New" w:ascii="Arial" w:hAnsi="Arial"/>
-          <w:b/>
-          <w:i/>
-          <w:sz w:val="22"/>
-          <w:szCs w:val="22"/>
+        <w:t>Contributed to developing a HIPAA-compliant web-based claims processing service using PHP, SOAP, XML, and WSDL for communication with mainframe and MS-based systems.</w:t>
+      </w:r>
+    </w:p>
+    <w:p>
+      <w:pPr>
+        <w:pStyle w:val="BodyText"/>
+        <w:jc w:val="center"/>
+        <w:rPr>
+          <w:sz w:val="20"/>
+          <w:szCs w:val="20"/>
+        </w:rPr>
+      </w:pPr>
+      <w:r>
+        <w:rPr>
+          <w:sz w:val="20"/>
+          <w:szCs w:val="20"/>
         </w:rPr>
       </w:r>
     </w:p>
@@ -2221,14 +1723,16 @@
           <w:sz w:val="22"/>
           <w:szCs w:val="22"/>
         </w:rPr>
-        <w:t>Arkansas Blue Cross &amp; Blue Shield</w:t>
-        <w:tab/>
-        <w:tab/>
-        <w:tab/>
-        <w:tab/>
-        <w:tab/>
-        <w:tab/>
-        <w:t xml:space="preserve">       Little Rock, AR</w:t>
+        <w:t>The Daily Record, Inc.</w:t>
+        <w:tab/>
+        <w:tab/>
+        <w:tab/>
+        <w:tab/>
+        <w:tab/>
+        <w:tab/>
+        <w:tab/>
+        <w:tab/>
+        <w:t xml:space="preserve">         Little Rock, AR</w:t>
       </w:r>
       <w:r>
         <w:rPr>
@@ -2243,260 +1747,36 @@
       <w:r>
         <w:rPr>
           <w:rFonts w:ascii="Arial" w:hAnsi="Arial"/>
+          <w:i/>
+          <w:iCs/>
+          <w:sz w:val="20"/>
+          <w:szCs w:val="20"/>
+        </w:rPr>
+        <w:t xml:space="preserve"> </w:t>
+      </w:r>
+      <w:r>
+        <w:rPr>
+          <w:rFonts w:ascii="Arial" w:hAnsi="Arial"/>
+          <w:i w:val="false"/>
+          <w:iCs w:val="false"/>
+          <w:sz w:val="20"/>
+          <w:szCs w:val="20"/>
+          <w:u w:val="none"/>
+        </w:rPr>
+        <w:t>Sr. Open Technology Engineer</w:t>
+      </w:r>
+      <w:r>
+        <w:rPr>
+          <w:rFonts w:ascii="Arial" w:hAnsi="Arial"/>
           <w:b w:val="false"/>
           <w:bCs w:val="false"/>
           <w:i w:val="false"/>
           <w:iCs w:val="false"/>
-          <w:sz w:val="22"/>
-          <w:szCs w:val="22"/>
-        </w:rPr>
-        <w:t>PHP Back-end Web Developer</w:t>
-        <w:tab/>
-        <w:tab/>
-        <w:tab/>
-        <w:tab/>
-        <w:tab/>
-        <w:tab/>
-        <w:tab/>
-        <w:t xml:space="preserve">    </w:t>
-      </w:r>
-      <w:r>
-        <w:rPr>
-          <w:rFonts w:ascii="Arial" w:hAnsi="Arial"/>
-          <w:i w:val="false"/>
-          <w:iCs w:val="false"/>
-          <w:sz w:val="22"/>
-          <w:szCs w:val="22"/>
-        </w:rPr>
-        <w:t>05/2010 - 02/2016</w:t>
-      </w:r>
-    </w:p>
-    <w:p>
-      <w:pPr>
-        <w:pStyle w:val="BodyText"/>
-        <w:numPr>
-          <w:ilvl w:val="0"/>
-          <w:numId w:val="2"/>
-        </w:numPr>
-        <w:tabs>
-          <w:tab w:val="clear" w:pos="709"/>
-          <w:tab w:val="left" w:pos="0" w:leader="none"/>
-        </w:tabs>
-        <w:spacing w:before="0" w:after="0"/>
-        <w:ind w:hanging="283" w:start="709"/>
-        <w:rPr>
-          <w:rFonts w:ascii="Arial" w:hAnsi="Arial" w:eastAsia="Noto Serif CJK SC" w:cs="Courier New"/>
-          <w:i w:val="false"/>
-          <w:i w:val="false"/>
-          <w:iCs w:val="false"/>
-          <w:color w:val="auto"/>
-          <w:kern w:val="2"/>
-          <w:sz w:val="22"/>
-          <w:szCs w:val="22"/>
-          <w:lang w:val="en-US" w:eastAsia="zh-CN" w:bidi="hi-IN"/>
-        </w:rPr>
-      </w:pPr>
-      <w:r>
-        <w:rPr>
-          <w:rFonts w:eastAsia="Noto Serif CJK SC" w:cs="Courier New" w:ascii="Arial" w:hAnsi="Arial"/>
-          <w:i w:val="false"/>
-          <w:iCs w:val="false"/>
-          <w:color w:val="auto"/>
-          <w:kern w:val="2"/>
-          <w:sz w:val="22"/>
-          <w:szCs w:val="22"/>
-          <w:lang w:val="en-US" w:eastAsia="zh-CN" w:bidi="hi-IN"/>
-        </w:rPr>
-        <w:t>Required understanding of HIPAA regulations and how it impacts applications and data:</w:t>
-      </w:r>
-    </w:p>
-    <w:p>
-      <w:pPr>
-        <w:pStyle w:val="BodyText"/>
-        <w:numPr>
-          <w:ilvl w:val="0"/>
-          <w:numId w:val="2"/>
-        </w:numPr>
-        <w:tabs>
-          <w:tab w:val="clear" w:pos="709"/>
-          <w:tab w:val="left" w:pos="0" w:leader="none"/>
-        </w:tabs>
-        <w:spacing w:before="0" w:after="0"/>
-        <w:ind w:hanging="283" w:start="709"/>
-        <w:rPr>
-          <w:rFonts w:ascii="Arial" w:hAnsi="Arial" w:eastAsia="Noto Serif CJK SC" w:cs="Courier New"/>
-          <w:i w:val="false"/>
-          <w:i w:val="false"/>
-          <w:iCs w:val="false"/>
-          <w:color w:val="auto"/>
-          <w:kern w:val="2"/>
-          <w:sz w:val="22"/>
-          <w:szCs w:val="22"/>
-          <w:lang w:val="en-US" w:eastAsia="zh-CN" w:bidi="hi-IN"/>
-        </w:rPr>
-      </w:pPr>
-      <w:r>
-        <w:rPr>
-          <w:rFonts w:eastAsia="Noto Serif CJK SC" w:cs="Courier New" w:ascii="Arial" w:hAnsi="Arial"/>
-          <w:i w:val="false"/>
-          <w:iCs w:val="false"/>
-          <w:color w:val="auto"/>
-          <w:kern w:val="2"/>
-          <w:sz w:val="22"/>
-          <w:szCs w:val="22"/>
-          <w:lang w:val="en-US" w:eastAsia="zh-CN" w:bidi="hi-IN"/>
-        </w:rPr>
-        <w:t>Contributed to developing a HIPAA-compliant web-based claims processing service using PHP, SOAP, XML, and WSDL for communication with mainframe and MS-based systems.</w:t>
-      </w:r>
-    </w:p>
-    <w:p>
-      <w:pPr>
-        <w:pStyle w:val="BodyText"/>
-        <w:numPr>
-          <w:ilvl w:val="0"/>
-          <w:numId w:val="2"/>
-        </w:numPr>
-        <w:tabs>
-          <w:tab w:val="clear" w:pos="709"/>
-          <w:tab w:val="left" w:pos="0" w:leader="none"/>
-        </w:tabs>
-        <w:spacing w:before="0" w:after="0"/>
-        <w:ind w:hanging="283" w:start="709"/>
-        <w:rPr>
-          <w:rFonts w:ascii="Arial" w:hAnsi="Arial" w:eastAsia="Noto Serif CJK SC" w:cs="Courier New"/>
-          <w:i w:val="false"/>
-          <w:i w:val="false"/>
-          <w:iCs w:val="false"/>
-          <w:color w:val="auto"/>
-          <w:kern w:val="2"/>
-          <w:sz w:val="22"/>
-          <w:szCs w:val="22"/>
-          <w:lang w:val="en-US" w:eastAsia="zh-CN" w:bidi="hi-IN"/>
-        </w:rPr>
-      </w:pPr>
-      <w:r>
-        <w:rPr>
-          <w:rFonts w:eastAsia="Noto Serif CJK SC" w:cs="Courier New" w:ascii="Arial" w:hAnsi="Arial"/>
-          <w:i w:val="false"/>
-          <w:iCs w:val="false"/>
-          <w:color w:val="auto"/>
-          <w:kern w:val="2"/>
-          <w:sz w:val="22"/>
-          <w:szCs w:val="22"/>
-          <w:lang w:val="en-US" w:eastAsia="zh-CN" w:bidi="hi-IN"/>
-        </w:rPr>
-        <w:t>Enhanced healthcare claims processing in AR, LA, MS, NM, RI, OK, and MO, integrating with Microsoft .NET, IBM Mainframe, and proprietary claims applications.</w:t>
-      </w:r>
-    </w:p>
-    <w:p>
-      <w:pPr>
-        <w:pStyle w:val="BodyText"/>
-        <w:numPr>
-          <w:ilvl w:val="0"/>
-          <w:numId w:val="2"/>
-        </w:numPr>
-        <w:tabs>
-          <w:tab w:val="clear" w:pos="709"/>
-          <w:tab w:val="left" w:pos="0" w:leader="none"/>
-        </w:tabs>
-        <w:spacing w:before="0" w:after="0"/>
-        <w:ind w:hanging="283" w:start="709"/>
-        <w:rPr>
-          <w:rFonts w:ascii="Arial" w:hAnsi="Arial" w:cs="Courier New"/>
-          <w:sz w:val="22"/>
-          <w:szCs w:val="22"/>
-        </w:rPr>
-      </w:pPr>
-      <w:r>
-        <w:rPr>
-          <w:rFonts w:eastAsia="Noto Serif CJK SC" w:cs="Courier New" w:ascii="Arial" w:hAnsi="Arial"/>
-          <w:i w:val="false"/>
-          <w:iCs w:val="false"/>
-          <w:color w:val="auto"/>
-          <w:kern w:val="2"/>
-          <w:sz w:val="22"/>
-          <w:szCs w:val="22"/>
-          <w:lang w:val="en-US" w:eastAsia="zh-CN" w:bidi="hi-IN"/>
-        </w:rPr>
-        <w:t>Environment:</w:t>
-      </w:r>
-      <w:r>
-        <w:rPr>
-          <w:rFonts w:cs="Courier New" w:ascii="Arial" w:hAnsi="Arial"/>
-          <w:sz w:val="22"/>
-          <w:szCs w:val="22"/>
-        </w:rPr>
-        <w:br/>
-        <w:t xml:space="preserve">  PHP, MySQL, Apache, SSL, JQuery, WSDL, SOAP, XML, JSON, Subversion(SVN), bash</w:t>
-      </w:r>
-    </w:p>
-    <w:p>
-      <w:pPr>
-        <w:pStyle w:val="PlainText"/>
-        <w:rPr>
-          <w:rFonts w:ascii="Arial" w:hAnsi="Arial" w:cs="Courier New"/>
-          <w:sz w:val="22"/>
-          <w:szCs w:val="22"/>
-        </w:rPr>
-      </w:pPr>
-      <w:r>
-        <w:rPr>
-          <w:rFonts w:cs="Courier New" w:ascii="Arial" w:hAnsi="Arial"/>
-          <w:sz w:val="22"/>
-          <w:szCs w:val="22"/>
-        </w:rPr>
-      </w:r>
-    </w:p>
-    <w:p>
-      <w:pPr>
-        <w:pStyle w:val="BodyText"/>
-        <w:jc w:val="center"/>
-        <w:rPr>
-          <w:sz w:val="22"/>
-          <w:szCs w:val="22"/>
-        </w:rPr>
-      </w:pPr>
-      <w:r>
-        <w:rPr>
-          <w:rFonts w:cs="Courier New" w:ascii="Arial" w:hAnsi="Arial"/>
-          <w:b/>
-          <w:bCs/>
-          <w:i w:val="false"/>
-          <w:iCs w:val="false"/>
-          <w:sz w:val="22"/>
-          <w:szCs w:val="22"/>
-        </w:rPr>
-        <w:t>The Daily Record, Inc.</w:t>
-        <w:tab/>
-        <w:tab/>
-        <w:tab/>
-        <w:tab/>
-        <w:tab/>
-        <w:tab/>
-        <w:tab/>
-        <w:tab/>
-        <w:t xml:space="preserve">        Little Rock, AR</w:t>
-      </w:r>
-      <w:r>
-        <w:rPr>
-          <w:rFonts w:ascii="Arial" w:hAnsi="Arial"/>
-          <w:i/>
-          <w:iCs/>
-          <w:sz w:val="22"/>
-          <w:szCs w:val="22"/>
-        </w:rPr>
-        <w:br/>
-      </w:r>
-      <w:r>
-        <w:rPr>
-          <w:rFonts w:ascii="Arial" w:hAnsi="Arial"/>
-          <w:i w:val="false"/>
-          <w:iCs w:val="false"/>
-          <w:sz w:val="22"/>
-          <w:szCs w:val="22"/>
+          <w:sz w:val="20"/>
+          <w:szCs w:val="20"/>
           <w:u w:val="none"/>
         </w:rPr>
-        <w:t>Sr. Open Technology Engineer</w:t>
+        <w:tab/>
       </w:r>
       <w:r>
         <w:rPr>
@@ -2505,21 +1785,8 @@
           <w:bCs w:val="false"/>
           <w:i w:val="false"/>
           <w:iCs w:val="false"/>
-          <w:sz w:val="22"/>
-          <w:szCs w:val="22"/>
-          <w:u w:val="none"/>
-        </w:rPr>
-        <w:tab/>
-      </w:r>
-      <w:r>
-        <w:rPr>
-          <w:rFonts w:ascii="Arial" w:hAnsi="Arial"/>
-          <w:b w:val="false"/>
-          <w:bCs w:val="false"/>
-          <w:i w:val="false"/>
-          <w:iCs w:val="false"/>
-          <w:sz w:val="22"/>
-          <w:szCs w:val="22"/>
+          <w:sz w:val="20"/>
+          <w:szCs w:val="20"/>
         </w:rPr>
         <w:tab/>
         <w:t xml:space="preserve"> </w:t>
@@ -2528,14 +1795,16 @@
         <w:tab/>
         <w:tab/>
         <w:t xml:space="preserve">                 </w:t>
-      </w:r>
-      <w:r>
-        <w:rPr>
-          <w:rFonts w:ascii="Arial" w:hAnsi="Arial"/>
-          <w:i w:val="false"/>
-          <w:iCs w:val="false"/>
-          <w:sz w:val="22"/>
-          <w:szCs w:val="22"/>
+        <w:tab/>
+        <w:t xml:space="preserve">         </w:t>
+      </w:r>
+      <w:r>
+        <w:rPr>
+          <w:rFonts w:ascii="Arial" w:hAnsi="Arial"/>
+          <w:i w:val="false"/>
+          <w:iCs w:val="false"/>
+          <w:sz w:val="20"/>
+          <w:szCs w:val="20"/>
         </w:rPr>
         <w:t>07/2006 - 05/2010</w:t>
       </w:r>
@@ -2554,12 +1823,8 @@
         <w:spacing w:before="0" w:after="0"/>
         <w:ind w:hanging="283" w:start="709"/>
         <w:rPr>
-          <w:rFonts w:ascii="Arial" w:hAnsi="Arial" w:eastAsia="Noto Serif CJK SC" w:cs="Courier New"/>
-          <w:color w:val="auto"/>
-          <w:kern w:val="2"/>
-          <w:sz w:val="22"/>
-          <w:szCs w:val="22"/>
-          <w:lang w:val="en-US" w:eastAsia="zh-CN" w:bidi="hi-IN"/>
+          <w:sz w:val="20"/>
+          <w:szCs w:val="20"/>
         </w:rPr>
       </w:pPr>
       <w:r>
@@ -2567,8 +1832,8 @@
           <w:rFonts w:eastAsia="Noto Serif CJK SC" w:cs="Courier New" w:ascii="Arial" w:hAnsi="Arial"/>
           <w:color w:val="auto"/>
           <w:kern w:val="2"/>
-          <w:sz w:val="22"/>
-          <w:szCs w:val="22"/>
+          <w:sz w:val="20"/>
+          <w:szCs w:val="20"/>
           <w:lang w:val="en-US" w:eastAsia="zh-CN" w:bidi="hi-IN"/>
         </w:rPr>
         <w:t xml:space="preserve">Virtualize servers with VirtualBox/VMware ESXi/using OpenFiler, saving $50K+ annually on hardware. </w:t>
@@ -2588,8 +1853,8 @@
         <w:spacing w:before="0" w:after="0"/>
         <w:ind w:hanging="283" w:start="709"/>
         <w:rPr>
-          <w:sz w:val="22"/>
-          <w:szCs w:val="22"/>
+          <w:sz w:val="20"/>
+          <w:szCs w:val="20"/>
         </w:rPr>
       </w:pPr>
       <w:r>
@@ -2597,11 +1862,11 @@
           <w:rFonts w:eastAsia="Noto Serif CJK SC" w:cs="Courier New" w:ascii="Arial" w:hAnsi="Arial"/>
           <w:color w:val="auto"/>
           <w:kern w:val="2"/>
-          <w:sz w:val="22"/>
-          <w:szCs w:val="22"/>
+          <w:sz w:val="20"/>
+          <w:szCs w:val="20"/>
           <w:lang w:val="en-US" w:eastAsia="zh-CN" w:bidi="hi-IN"/>
         </w:rPr>
-        <w:t>Set up and maintain Linux servers for newspaper data, and host in-house mail server.</w:t>
+        <w:t xml:space="preserve">Monitor DMZ servers with MRTG, Snort IDS, and AWstats, and implement an automated contingency plan. </w:t>
       </w:r>
     </w:p>
     <w:p>
@@ -2609,14 +1874,14 @@
         <w:pStyle w:val="BodyText"/>
         <w:numPr>
           <w:ilvl w:val="0"/>
-          <w:numId w:val="3"/>
+          <w:numId w:val="0"/>
         </w:numPr>
         <w:tabs>
           <w:tab w:val="clear" w:pos="709"/>
           <w:tab w:val="left" w:pos="0" w:leader="none"/>
         </w:tabs>
         <w:spacing w:before="0" w:after="0"/>
-        <w:ind w:hanging="283" w:start="709"/>
+        <w:ind w:hanging="0" w:start="709"/>
         <w:rPr>
           <w:rFonts w:ascii="Arial" w:hAnsi="Arial" w:eastAsia="Noto Serif CJK SC" w:cs="Courier New"/>
           <w:color w:val="auto"/>
@@ -2627,82 +1892,7 @@
         </w:rPr>
       </w:pPr>
       <w:r>
-        <w:rPr>
-          <w:rFonts w:eastAsia="Noto Serif CJK SC" w:cs="Courier New" w:ascii="Arial" w:hAnsi="Arial"/>
-          <w:color w:val="auto"/>
-          <w:kern w:val="2"/>
-          <w:sz w:val="22"/>
-          <w:szCs w:val="22"/>
-          <w:lang w:val="en-US" w:eastAsia="zh-CN" w:bidi="hi-IN"/>
-        </w:rPr>
-        <w:t xml:space="preserve">Upgrade web applications to Web 2.0 standards using CodeIgniter, Ajax, and XML for Adobe publishing. </w:t>
-      </w:r>
-    </w:p>
-    <w:p>
-      <w:pPr>
-        <w:pStyle w:val="BodyText"/>
-        <w:numPr>
-          <w:ilvl w:val="0"/>
-          <w:numId w:val="3"/>
-        </w:numPr>
-        <w:tabs>
-          <w:tab w:val="clear" w:pos="709"/>
-          <w:tab w:val="left" w:pos="0" w:leader="none"/>
-        </w:tabs>
-        <w:spacing w:before="0" w:after="0"/>
-        <w:ind w:hanging="283" w:start="709"/>
-        <w:rPr>
-          <w:rFonts w:ascii="Arial" w:hAnsi="Arial" w:eastAsia="Noto Serif CJK SC" w:cs="Courier New"/>
-          <w:color w:val="auto"/>
-          <w:kern w:val="2"/>
-          <w:sz w:val="22"/>
-          <w:szCs w:val="22"/>
-          <w:lang w:val="en-US" w:eastAsia="zh-CN" w:bidi="hi-IN"/>
-        </w:rPr>
-      </w:pPr>
-      <w:r>
-        <w:rPr>
-          <w:rFonts w:eastAsia="Noto Serif CJK SC" w:cs="Courier New" w:ascii="Arial" w:hAnsi="Arial"/>
-          <w:color w:val="auto"/>
-          <w:kern w:val="2"/>
-          <w:sz w:val="22"/>
-          <w:szCs w:val="22"/>
-          <w:lang w:val="en-US" w:eastAsia="zh-CN" w:bidi="hi-IN"/>
-        </w:rPr>
-        <w:t xml:space="preserve">Monitor DMZ servers with MRTG, Snort IDS, and AWstats, and implement an automated contingency plan. </w:t>
-      </w:r>
-    </w:p>
-    <w:p>
-      <w:pPr>
-        <w:pStyle w:val="BodyText"/>
-        <w:numPr>
-          <w:ilvl w:val="0"/>
-          <w:numId w:val="3"/>
-        </w:numPr>
-        <w:tabs>
-          <w:tab w:val="clear" w:pos="709"/>
-          <w:tab w:val="left" w:pos="0" w:leader="none"/>
-        </w:tabs>
-        <w:spacing w:before="0" w:after="0"/>
-        <w:ind w:hanging="283" w:start="709"/>
         <w:rPr/>
-      </w:pPr>
-      <w:r>
-        <w:rPr>
-          <w:rFonts w:eastAsia="Noto Serif CJK SC" w:cs="Courier New" w:ascii="Arial" w:hAnsi="Arial"/>
-          <w:color w:val="auto"/>
-          <w:kern w:val="2"/>
-          <w:sz w:val="22"/>
-          <w:szCs w:val="22"/>
-          <w:lang w:val="en-US" w:eastAsia="zh-CN" w:bidi="hi-IN"/>
-        </w:rPr>
-        <w:t>Environment:</w:t>
-        <w:br/>
-        <w:t xml:space="preserve">   PHP, C, CodeIgnitor MVC Framework, MySQL, Apache, Ajax, XML, Perl, shell script </w:t>
-        <w:br/>
-        <w:t xml:space="preserve">   automation, C, Postfix, Dovecot, Horde groupware, SpamAssassin, MRTG, Nagios &amp; Cacti,</w:t>
-        <w:br/>
-        <w:t xml:space="preserve">   VirtualBox, ESXi, Bind9, OpenFiler, RAID disks</w:t>
       </w:r>
     </w:p>
     <w:p>
@@ -2716,14 +1906,6 @@
       <w:r>
         <w:rPr>
           <w:rFonts w:ascii="Arial" w:hAnsi="Arial"/>
-          <w:sz w:val="22"/>
-          <w:szCs w:val="22"/>
-        </w:rPr>
-        <w:br/>
-      </w:r>
-      <w:r>
-        <w:rPr>
-          <w:rFonts w:ascii="Arial" w:hAnsi="Arial"/>
           <w:b/>
           <w:bCs/>
           <w:i w:val="false"/>
@@ -2743,7 +1925,7 @@
         <w:tab/>
         <w:tab/>
         <w:tab/>
-        <w:t xml:space="preserve">  </w:t>
+        <w:t xml:space="preserve">   </w:t>
       </w:r>
       <w:r>
         <w:rPr>
@@ -2772,8 +1954,8 @@
           <w:rFonts w:ascii="Arial" w:hAnsi="Arial"/>
           <w:b w:val="false"/>
           <w:bCs w:val="false"/>
-          <w:sz w:val="22"/>
-          <w:szCs w:val="22"/>
+          <w:sz w:val="20"/>
+          <w:szCs w:val="20"/>
         </w:rPr>
         <w:t>Call Processing/VoIP Engineer (Pre-IPO)</w:t>
         <w:tab/>
@@ -2783,7 +1965,7 @@
         <w:t xml:space="preserve">  </w:t>
         <w:tab/>
         <w:tab/>
-        <w:t xml:space="preserve">     </w:t>
+        <w:t xml:space="preserve">         </w:t>
       </w:r>
       <w:r>
         <w:rPr>
@@ -2791,8 +1973,8 @@
           <w:rFonts w:ascii="Arial" w:hAnsi="Arial"/>
           <w:i w:val="false"/>
           <w:iCs w:val="false"/>
-          <w:sz w:val="22"/>
-          <w:szCs w:val="22"/>
+          <w:sz w:val="20"/>
+          <w:szCs w:val="20"/>
         </w:rPr>
         <w:t>02/2004 – 04/2006</w:t>
       </w:r>
@@ -2802,17 +1984,14 @@
         <w:pStyle w:val="BodyText"/>
         <w:numPr>
           <w:ilvl w:val="0"/>
-          <w:numId w:val="3"/>
+          <w:numId w:val="7"/>
         </w:numPr>
-        <w:tabs>
-          <w:tab w:val="clear" w:pos="709"/>
-          <w:tab w:val="left" w:pos="0" w:leader="none"/>
-        </w:tabs>
-        <w:spacing w:before="0" w:after="0"/>
-        <w:ind w:hanging="283" w:start="709"/>
-        <w:rPr>
-          <w:sz w:val="22"/>
-          <w:szCs w:val="22"/>
+        <w:bidi w:val="0"/>
+        <w:spacing w:before="0" w:after="144"/>
+        <w:jc w:val="start"/>
+        <w:rPr>
+          <w:sz w:val="20"/>
+          <w:szCs w:val="20"/>
         </w:rPr>
       </w:pPr>
       <w:r>
@@ -2820,153 +1999,70 @@
           <w:rFonts w:eastAsia="Noto Serif CJK SC" w:cs="Courier New" w:ascii="Arial" w:hAnsi="Arial"/>
           <w:color w:val="auto"/>
           <w:kern w:val="2"/>
-          <w:sz w:val="22"/>
-          <w:szCs w:val="22"/>
+          <w:sz w:val="20"/>
+          <w:szCs w:val="20"/>
           <w:lang w:val="en-US" w:eastAsia="zh-CN" w:bidi="hi-IN"/>
         </w:rPr>
-        <w:t>Develop a set of tools using Perl, PHP, Expect, Shell to support production monitoring and call processing. Example: SIP debugger</w:t>
-      </w:r>
-    </w:p>
-    <w:p>
-      <w:pPr>
-        <w:pStyle w:val="BodyText"/>
-        <w:numPr>
-          <w:ilvl w:val="0"/>
-          <w:numId w:val="3"/>
-        </w:numPr>
-        <w:tabs>
-          <w:tab w:val="clear" w:pos="709"/>
-          <w:tab w:val="left" w:pos="0" w:leader="none"/>
-        </w:tabs>
-        <w:spacing w:before="0" w:after="0"/>
-        <w:ind w:hanging="283" w:start="709"/>
-        <w:rPr>
-          <w:sz w:val="22"/>
-          <w:szCs w:val="22"/>
-        </w:rPr>
-      </w:pPr>
+        <w:t>Develop a set of tools to i</w:t>
+      </w:r>
       <w:r>
         <w:rPr>
           <w:rFonts w:eastAsia="Noto Serif CJK SC" w:cs="Courier New" w:ascii="Arial" w:hAnsi="Arial"/>
           <w:color w:val="auto"/>
           <w:kern w:val="2"/>
-          <w:sz w:val="22"/>
-          <w:szCs w:val="22"/>
+          <w:sz w:val="20"/>
+          <w:szCs w:val="20"/>
           <w:lang w:val="en-US" w:eastAsia="zh-CN" w:bidi="hi-IN"/>
         </w:rPr>
-        <w:t>Set up and maintain Linux servers for newspaper data, and host in-house mail server.</w:t>
-      </w:r>
-    </w:p>
-    <w:p>
-      <w:pPr>
-        <w:pStyle w:val="BodyText"/>
-        <w:numPr>
-          <w:ilvl w:val="0"/>
-          <w:numId w:val="3"/>
-        </w:numPr>
-        <w:tabs>
-          <w:tab w:val="clear" w:pos="709"/>
-          <w:tab w:val="left" w:pos="0" w:leader="none"/>
-        </w:tabs>
-        <w:spacing w:before="0" w:after="0"/>
-        <w:ind w:hanging="283" w:start="709"/>
-        <w:rPr>
-          <w:sz w:val="22"/>
-          <w:szCs w:val="22"/>
-        </w:rPr>
-      </w:pPr>
+        <w:t xml:space="preserve">ncrease Vonage SIP IQ </w:t>
+      </w:r>
       <w:r>
         <w:rPr>
           <w:rFonts w:eastAsia="Noto Serif CJK SC" w:cs="Courier New" w:ascii="Arial" w:hAnsi="Arial"/>
           <w:color w:val="auto"/>
           <w:kern w:val="2"/>
-          <w:sz w:val="22"/>
-          <w:szCs w:val="22"/>
+          <w:sz w:val="20"/>
+          <w:szCs w:val="20"/>
           <w:lang w:val="en-US" w:eastAsia="zh-CN" w:bidi="hi-IN"/>
         </w:rPr>
-        <w:t>Increase Vonage SIP IQ by improving production monitoring, anomaly detection, and reporting with my tools, transforming the environment into a reliable SIP network.</w:t>
-      </w:r>
-    </w:p>
-    <w:p>
-      <w:pPr>
-        <w:pStyle w:val="BodyText"/>
-        <w:numPr>
-          <w:ilvl w:val="0"/>
-          <w:numId w:val="3"/>
-        </w:numPr>
-        <w:tabs>
-          <w:tab w:val="clear" w:pos="709"/>
-          <w:tab w:val="left" w:pos="0" w:leader="none"/>
-        </w:tabs>
-        <w:spacing w:before="0" w:after="0"/>
-        <w:ind w:hanging="283" w:start="709"/>
-        <w:rPr>
-          <w:sz w:val="22"/>
-          <w:szCs w:val="22"/>
-        </w:rPr>
-      </w:pPr>
+        <w:t>and</w:t>
+      </w:r>
       <w:r>
         <w:rPr>
           <w:rFonts w:eastAsia="Noto Serif CJK SC" w:cs="Courier New" w:ascii="Arial" w:hAnsi="Arial"/>
           <w:color w:val="auto"/>
           <w:kern w:val="2"/>
-          <w:sz w:val="22"/>
-          <w:szCs w:val="22"/>
+          <w:sz w:val="20"/>
+          <w:szCs w:val="20"/>
           <w:lang w:val="en-US" w:eastAsia="zh-CN" w:bidi="hi-IN"/>
         </w:rPr>
-        <w:t>Environment:</w:t>
-      </w:r>
-    </w:p>
-    <w:p>
-      <w:pPr>
-        <w:pStyle w:val="Normal"/>
+        <w:t xml:space="preserve"> improving production monitoring, anomaly detection, and reporting with my tools, transforming the environment into a reliable SIP network.</w:t>
+      </w:r>
+    </w:p>
+    <w:p>
+      <w:pPr>
+        <w:pStyle w:val="BodyText"/>
         <w:numPr>
           <w:ilvl w:val="0"/>
           <w:numId w:val="0"/>
         </w:numPr>
+        <w:tabs>
+          <w:tab w:val="clear" w:pos="709"/>
+          <w:tab w:val="left" w:pos="0" w:leader="none"/>
+        </w:tabs>
+        <w:spacing w:before="0" w:after="0"/>
         <w:ind w:hanging="0" w:start="709"/>
         <w:rPr>
-          <w:sz w:val="22"/>
-          <w:szCs w:val="22"/>
-        </w:rPr>
-      </w:pPr>
-      <w:r>
-        <w:rPr>
-          <w:rFonts w:ascii="Arial" w:hAnsi="Arial"/>
-          <w:sz w:val="22"/>
-          <w:szCs w:val="22"/>
-        </w:rPr>
-        <w:t xml:space="preserve">  </w:t>
-      </w:r>
-      <w:r>
-        <w:rPr>
-          <w:rFonts w:ascii="Arial" w:hAnsi="Arial"/>
-          <w:sz w:val="22"/>
-          <w:szCs w:val="22"/>
-        </w:rPr>
-        <w:t>SSH, SSL, Perl, Expect, MySQL, SIP, Shell script automation, PHP, C, Nagios &amp; Cacti</w:t>
-      </w:r>
-    </w:p>
-    <w:p>
-      <w:pPr>
-        <w:pStyle w:val="PlainText"/>
-        <w:tabs>
-          <w:tab w:val="left" w:pos="709" w:leader="none"/>
-        </w:tabs>
-        <w:bidi w:val="0"/>
-        <w:ind w:hanging="283" w:start="709"/>
-        <w:jc w:val="start"/>
-        <w:rPr>
-          <w:rFonts w:ascii="Arial" w:hAnsi="Arial"/>
-          <w:sz w:val="22"/>
-          <w:szCs w:val="22"/>
-        </w:rPr>
-      </w:pPr>
-      <w:r>
-        <w:rPr>
-          <w:rFonts w:ascii="Arial" w:hAnsi="Arial"/>
-          <w:sz w:val="22"/>
-          <w:szCs w:val="22"/>
+          <w:rFonts w:ascii="Arial" w:hAnsi="Arial"/>
+          <w:sz w:val="20"/>
+          <w:szCs w:val="20"/>
+        </w:rPr>
+      </w:pPr>
+      <w:r>
+        <w:rPr>
+          <w:rFonts w:ascii="Arial" w:hAnsi="Arial"/>
+          <w:sz w:val="20"/>
+          <w:szCs w:val="20"/>
         </w:rPr>
       </w:r>
     </w:p>
@@ -3014,7 +2110,25 @@
           <w:sz w:val="22"/>
           <w:szCs w:val="22"/>
         </w:rPr>
-        <w:t>LUC University, Belgium</w:t>
+        <w:t xml:space="preserve">LUC University, </w:t>
+      </w:r>
+      <w:r>
+        <w:rPr>
+          <w:rStyle w:val="Emphasis"/>
+          <w:rFonts w:ascii="Arial" w:hAnsi="Arial"/>
+          <w:sz w:val="22"/>
+          <w:szCs w:val="22"/>
+        </w:rPr>
+        <w:t xml:space="preserve">Hasselt, </w:t>
+      </w:r>
+      <w:r>
+        <w:rPr>
+          <w:rStyle w:val="Emphasis"/>
+          <w:rFonts w:ascii="Arial" w:hAnsi="Arial"/>
+          <w:sz w:val="22"/>
+          <w:szCs w:val="22"/>
+        </w:rPr>
+        <w:t>Belgium</w:t>
       </w:r>
     </w:p>
     <w:p>
@@ -3042,7 +2156,25 @@
           <w:sz w:val="22"/>
           <w:szCs w:val="22"/>
         </w:rPr>
-        <w:t>HORITO College, Belgium</w:t>
+        <w:t>HORITO College,</w:t>
+      </w:r>
+      <w:r>
+        <w:rPr>
+          <w:rStyle w:val="Emphasis"/>
+          <w:rFonts w:ascii="Arial" w:hAnsi="Arial"/>
+          <w:sz w:val="22"/>
+          <w:szCs w:val="22"/>
+        </w:rPr>
+        <w:t xml:space="preserve">Turnhout, </w:t>
+      </w:r>
+      <w:r>
+        <w:rPr>
+          <w:rStyle w:val="Emphasis"/>
+          <w:rFonts w:ascii="Arial" w:hAnsi="Arial"/>
+          <w:sz w:val="22"/>
+          <w:szCs w:val="22"/>
+        </w:rPr>
+        <w:t>Belgium</w:t>
       </w:r>
     </w:p>
     <w:p>
@@ -3069,7 +2201,25 @@
           <w:sz w:val="22"/>
           <w:szCs w:val="22"/>
         </w:rPr>
-        <w:t>HORITO College, Belgium</w:t>
+        <w:t>HORITO College,</w:t>
+      </w:r>
+      <w:r>
+        <w:rPr>
+          <w:rStyle w:val="Emphasis"/>
+          <w:rFonts w:ascii="Arial" w:hAnsi="Arial"/>
+          <w:sz w:val="22"/>
+          <w:szCs w:val="22"/>
+        </w:rPr>
+        <w:t xml:space="preserve">Turnhout, </w:t>
+      </w:r>
+      <w:r>
+        <w:rPr>
+          <w:rStyle w:val="Emphasis"/>
+          <w:rFonts w:ascii="Arial" w:hAnsi="Arial"/>
+          <w:sz w:val="22"/>
+          <w:szCs w:val="22"/>
+        </w:rPr>
+        <w:t>Belgium</w:t>
       </w:r>
     </w:p>
     <w:p>
@@ -3260,7 +2410,25 @@
           <w:sz w:val="22"/>
           <w:szCs w:val="22"/>
         </w:rPr>
-        <w:t>Foreign languages - I'm fluent in English, Dutch, French and currently learning Spanish.</w:t>
+        <w:t xml:space="preserve">Foreign languages - I'm fluent in </w:t>
+      </w:r>
+      <w:r>
+        <w:rPr>
+          <w:rFonts w:cs="Courier New" w:ascii="Arial" w:hAnsi="Arial"/>
+          <w:b/>
+          <w:bCs/>
+          <w:sz w:val="22"/>
+          <w:szCs w:val="22"/>
+        </w:rPr>
+        <w:t>English, Dutch, Frenc</w:t>
+      </w:r>
+      <w:r>
+        <w:rPr>
+          <w:rFonts w:cs="Courier New" w:ascii="Arial" w:hAnsi="Arial"/>
+          <w:sz w:val="22"/>
+          <w:szCs w:val="22"/>
+        </w:rPr>
+        <w:t>h and currently learning Spanish.</w:t>
       </w:r>
     </w:p>
     <w:p>
@@ -3279,10 +2447,20 @@
       <w:r>
         <w:rPr>
           <w:rFonts w:cs="Courier New" w:ascii="Arial" w:hAnsi="Arial"/>
-          <w:sz w:val="22"/>
-          <w:szCs w:val="22"/>
-        </w:rPr>
-        <w:t>Beekeeping - taking care of these amazing creatures.</w:t>
+          <w:b/>
+          <w:bCs/>
+          <w:sz w:val="22"/>
+          <w:szCs w:val="22"/>
+        </w:rPr>
+        <w:t>Beekeeping</w:t>
+      </w:r>
+      <w:r>
+        <w:rPr>
+          <w:rFonts w:cs="Courier New" w:ascii="Arial" w:hAnsi="Arial"/>
+          <w:sz w:val="22"/>
+          <w:szCs w:val="22"/>
+        </w:rPr>
+        <w:t xml:space="preserve"> - taking care of these amazing creatures.</w:t>
       </w:r>
     </w:p>
     <w:p>
@@ -3306,7 +2484,43 @@
           <w:sz w:val="22"/>
           <w:szCs w:val="22"/>
         </w:rPr>
-        <w:t>Martial arts - I've trained in some for +20 years and currently practicing Shaolin Kung Fu, Tai Chi Chuan and Chi Gong.</w:t>
+        <w:t xml:space="preserve">Martial arts - I've trained in some for +20 years and currently practicing </w:t>
+      </w:r>
+      <w:r>
+        <w:rPr>
+          <w:rFonts w:cs="Courier New" w:ascii="Arial" w:hAnsi="Arial"/>
+          <w:b/>
+          <w:bCs/>
+          <w:sz w:val="22"/>
+          <w:szCs w:val="22"/>
+        </w:rPr>
+        <w:t>Shaolin Kung Fu, Tai Chi Chuan</w:t>
+      </w:r>
+      <w:r>
+        <w:rPr>
+          <w:rFonts w:cs="Courier New" w:ascii="Arial" w:hAnsi="Arial"/>
+          <w:sz w:val="22"/>
+          <w:szCs w:val="22"/>
+        </w:rPr>
+        <w:t xml:space="preserve"> and </w:t>
+      </w:r>
+      <w:r>
+        <w:rPr>
+          <w:rFonts w:cs="Courier New" w:ascii="Arial" w:hAnsi="Arial"/>
+          <w:b/>
+          <w:bCs/>
+          <w:sz w:val="22"/>
+          <w:szCs w:val="22"/>
+        </w:rPr>
+        <w:t>Chi Gong</w:t>
+      </w:r>
+      <w:r>
+        <w:rPr>
+          <w:rFonts w:cs="Courier New" w:ascii="Arial" w:hAnsi="Arial"/>
+          <w:sz w:val="22"/>
+          <w:szCs w:val="22"/>
+        </w:rPr>
+        <w:t>.</w:t>
       </w:r>
     </w:p>
     <w:p>
@@ -3351,10 +2565,20 @@
       <w:r>
         <w:rPr>
           <w:rFonts w:cs="Courier New" w:ascii="Arial" w:hAnsi="Arial"/>
-          <w:sz w:val="22"/>
-          <w:szCs w:val="22"/>
-        </w:rPr>
-        <w:t xml:space="preserve">Ballroom dancing and loving it, performed twice at the </w:t>
+          <w:b/>
+          <w:bCs/>
+          <w:sz w:val="22"/>
+          <w:szCs w:val="22"/>
+        </w:rPr>
+        <w:t>Ballroom dancing</w:t>
+      </w:r>
+      <w:r>
+        <w:rPr>
+          <w:rFonts w:cs="Courier New" w:ascii="Arial" w:hAnsi="Arial"/>
+          <w:sz w:val="22"/>
+          <w:szCs w:val="22"/>
+        </w:rPr>
+        <w:t xml:space="preserve"> and loving it, performed twice at the </w:t>
       </w:r>
       <w:hyperlink r:id="rId9">
         <w:r>
@@ -3364,7 +2588,26 @@
             <w:sz w:val="22"/>
             <w:szCs w:val="22"/>
           </w:rPr>
-          <w:t>Hamner Theatre in Branson, MO</w:t>
+          <w:t>Ha</w:t>
+        </w:r>
+        <w:r>
+          <w:rPr>
+            <w:rStyle w:val="Hyperlink"/>
+            <w:rFonts w:cs="Courier New" w:ascii="Arial" w:hAnsi="Arial"/>
+            <w:color w:val="0000FF"/>
+            <w:sz w:val="22"/>
+            <w:szCs w:val="22"/>
+          </w:rPr>
+          <w:t>mner The</w:t>
+        </w:r>
+        <w:r>
+          <w:rPr>
+            <w:rStyle w:val="Hyperlink"/>
+            <w:rFonts w:cs="Courier New" w:ascii="Arial" w:hAnsi="Arial"/>
+            <w:sz w:val="22"/>
+            <w:szCs w:val="22"/>
+          </w:rPr>
+          <w:t>atre in Branson, MO</w:t>
         </w:r>
       </w:hyperlink>
       <w:r>
@@ -3416,43 +2659,157 @@
       <w:r>
         <w:rPr>
           <w:rFonts w:cs="Courier New" w:ascii="Arial" w:hAnsi="Arial"/>
-          <w:sz w:val="22"/>
-          <w:szCs w:val="22"/>
-        </w:rPr>
-        <w:t>Foster parent - Taking care of a handful local kids who desperately need a structured and caring family life.</w:t>
-      </w:r>
-    </w:p>
-    <w:p>
-      <w:pPr>
-        <w:pStyle w:val="BodyText"/>
+          <w:b/>
+          <w:bCs/>
+          <w:sz w:val="22"/>
+          <w:szCs w:val="22"/>
+        </w:rPr>
+        <w:t>Foster parent</w:t>
+      </w:r>
+      <w:r>
+        <w:rPr>
+          <w:rFonts w:cs="Courier New" w:ascii="Arial" w:hAnsi="Arial"/>
+          <w:sz w:val="22"/>
+          <w:szCs w:val="22"/>
+        </w:rPr>
+        <w:t xml:space="preserve"> - Taking care of a handful local kids who desperately need a structured and caring family life.</w:t>
+      </w:r>
+    </w:p>
+    <w:p>
+      <w:pPr>
+        <w:pStyle w:val="PlainText"/>
         <w:numPr>
           <w:ilvl w:val="0"/>
-          <w:numId w:val="0"/>
+          <w:numId w:val="5"/>
         </w:numPr>
-        <w:spacing w:before="0" w:after="0"/>
-        <w:ind w:hanging="0" w:start="720"/>
-        <w:rPr>
-          <w:rStyle w:val="Hyperlink"/>
-        </w:rPr>
-      </w:pPr>
-      <w:r>
-        <w:rPr/>
-      </w:r>
-    </w:p>
-    <w:p>
-      <w:pPr>
-        <w:pStyle w:val="BodyText"/>
-        <w:spacing w:before="0" w:after="0"/>
+        <w:bidi w:val="0"/>
+        <w:jc w:val="start"/>
+        <w:rPr>
+          <w:rFonts w:cs="Courier New"/>
+        </w:rPr>
+      </w:pPr>
+      <w:r>
+        <w:rPr>
+          <w:rFonts w:cs="Courier New" w:ascii="Arial" w:hAnsi="Arial"/>
+          <w:sz w:val="22"/>
+          <w:szCs w:val="22"/>
+        </w:rPr>
+        <w:t xml:space="preserve">Member of global </w:t>
+      </w:r>
+      <w:r>
+        <w:rPr>
+          <w:rStyle w:val="Emphasis"/>
+          <w:rFonts w:ascii="Arial" w:hAnsi="Arial"/>
+          <w:b/>
+          <w:bCs/>
+          <w:i w:val="false"/>
+          <w:iCs w:val="false"/>
+          <w:sz w:val="22"/>
+          <w:szCs w:val="22"/>
+          <w:u w:val="none"/>
+        </w:rPr>
+        <w:t>AI Finance Club</w:t>
+      </w:r>
+      <w:r>
+        <w:rPr>
+          <w:rStyle w:val="Emphasis"/>
+          <w:rFonts w:eastAsia="Noto Serif CJK SC" w:cs="Courier New" w:ascii="Arial" w:hAnsi="Arial"/>
+          <w:b w:val="false"/>
+          <w:bCs w:val="false"/>
+          <w:i w:val="false"/>
+          <w:iCs w:val="false"/>
+          <w:color w:val="auto"/>
+          <w:kern w:val="2"/>
+          <w:sz w:val="22"/>
+          <w:szCs w:val="22"/>
+          <w:u w:val="none"/>
+          <w:lang w:val="en-US" w:eastAsia="zh-CN" w:bidi="hi-IN"/>
+        </w:rPr>
+        <w:t xml:space="preserve"> — the premier global community where forward-thinking CFOs, Fractional CFOs, and finance professionals master cutting-edge AI tools to automate workflows, unlock insights, and lead digital transformation </w:t>
+      </w:r>
+      <w:r>
+        <w:rPr>
+          <w:rStyle w:val="Emphasis"/>
+          <w:rFonts w:eastAsia="Noto Serif CJK SC" w:cs="Courier New" w:ascii="Arial" w:hAnsi="Arial"/>
+          <w:b w:val="false"/>
+          <w:bCs w:val="false"/>
+          <w:i w:val="false"/>
+          <w:iCs w:val="false"/>
+          <w:color w:val="auto"/>
+          <w:kern w:val="2"/>
+          <w:sz w:val="22"/>
+          <w:szCs w:val="22"/>
+          <w:u w:val="none"/>
+          <w:lang w:val="en-US" w:eastAsia="zh-CN" w:bidi="hi-IN"/>
+        </w:rPr>
+        <w:t>(</w:t>
+      </w:r>
+      <w:r>
+        <w:rPr>
+          <w:rFonts w:eastAsia="Noto Serif CJK SC" w:cs="Courier New" w:ascii="Arial" w:hAnsi="Arial"/>
+          <w:i/>
+          <w:iCs/>
+          <w:color w:val="auto"/>
+          <w:kern w:val="2"/>
+          <w:sz w:val="22"/>
+          <w:szCs w:val="22"/>
+          <w:lang w:val="en-US" w:eastAsia="zh-CN" w:bidi="hi-IN"/>
+        </w:rPr>
+        <w:t>invoice agent, converting from google script to AI Agent, automating financial processes</w:t>
+      </w:r>
+      <w:r>
+        <w:rPr>
+          <w:rFonts w:eastAsia="Noto Serif CJK SC" w:cs="Courier New" w:ascii="Arial" w:hAnsi="Arial"/>
+          <w:i w:val="false"/>
+          <w:iCs w:val="false"/>
+          <w:color w:val="auto"/>
+          <w:kern w:val="2"/>
+          <w:sz w:val="22"/>
+          <w:szCs w:val="22"/>
+          <w:lang w:val="en-US" w:eastAsia="zh-CN" w:bidi="hi-IN"/>
+        </w:rPr>
+        <w:t>)</w:t>
+      </w:r>
+    </w:p>
+    <w:p>
+      <w:pPr>
+        <w:pStyle w:val="PlainText"/>
+        <w:numPr>
+          <w:ilvl w:val="0"/>
+          <w:numId w:val="5"/>
+        </w:numPr>
+        <w:bidi w:val="0"/>
+        <w:jc w:val="start"/>
         <w:rPr/>
       </w:pPr>
       <w:hyperlink r:id="rId10">
         <w:r>
           <w:rPr>
             <w:rStyle w:val="Hyperlink"/>
+            <w:rFonts w:eastAsia="Noto Serif CJK SC" w:cs="Courier New" w:ascii="Arial" w:hAnsi="Arial"/>
+            <w:i w:val="false"/>
+            <w:iCs w:val="false"/>
+            <w:color w:val="0000FF"/>
+            <w:kern w:val="2"/>
+            <w:sz w:val="22"/>
+            <w:szCs w:val="22"/>
+            <w:lang w:val="en-US" w:eastAsia="zh-CN" w:bidi="hi-IN"/>
           </w:rPr>
           <w:t>Online resume</w:t>
         </w:r>
       </w:hyperlink>
+    </w:p>
+    <w:p>
+      <w:pPr>
+        <w:pStyle w:val="BodyText"/>
+        <w:spacing w:before="0" w:after="0"/>
+        <w:rPr>
+          <w:rStyle w:val="Hyperlink"/>
+        </w:rPr>
+      </w:pPr>
+      <w:r>
+        <w:rPr/>
+      </w:r>
     </w:p>
     <w:p>
       <w:pPr>
@@ -4309,6 +3666,143 @@
     </w:lvl>
   </w:abstractNum>
   <w:abstractNum w:abstractNumId="7">
+    <w:lvl w:ilvl="0">
+      <w:start w:val="1"/>
+      <w:numFmt w:val="bullet"/>
+      <w:lvlText w:val=""/>
+      <w:lvlJc w:val="start"/>
+      <w:pPr>
+        <w:tabs>
+          <w:tab w:val="num" w:pos="720"/>
+        </w:tabs>
+        <w:ind w:start="720" w:hanging="360"/>
+      </w:pPr>
+      <w:rPr>
+        <w:rFonts w:ascii="Symbol" w:hAnsi="Symbol" w:cs="Symbol" w:hint="default"/>
+      </w:rPr>
+    </w:lvl>
+    <w:lvl w:ilvl="1">
+      <w:start w:val="1"/>
+      <w:numFmt w:val="bullet"/>
+      <w:lvlText w:val=""/>
+      <w:lvlJc w:val="start"/>
+      <w:pPr>
+        <w:tabs>
+          <w:tab w:val="num" w:pos="1080"/>
+        </w:tabs>
+        <w:ind w:start="1080" w:hanging="360"/>
+      </w:pPr>
+      <w:rPr>
+        <w:rFonts w:ascii="Symbol" w:hAnsi="Symbol" w:cs="Symbol" w:hint="default"/>
+      </w:rPr>
+    </w:lvl>
+    <w:lvl w:ilvl="2">
+      <w:start w:val="1"/>
+      <w:numFmt w:val="bullet"/>
+      <w:lvlText w:val=""/>
+      <w:lvlJc w:val="start"/>
+      <w:pPr>
+        <w:tabs>
+          <w:tab w:val="num" w:pos="1440"/>
+        </w:tabs>
+        <w:ind w:start="1440" w:hanging="360"/>
+      </w:pPr>
+      <w:rPr>
+        <w:rFonts w:ascii="Symbol" w:hAnsi="Symbol" w:cs="Symbol" w:hint="default"/>
+      </w:rPr>
+    </w:lvl>
+    <w:lvl w:ilvl="3">
+      <w:start w:val="1"/>
+      <w:numFmt w:val="bullet"/>
+      <w:lvlText w:val=""/>
+      <w:lvlJc w:val="start"/>
+      <w:pPr>
+        <w:tabs>
+          <w:tab w:val="num" w:pos="1800"/>
+        </w:tabs>
+        <w:ind w:start="1800" w:hanging="360"/>
+      </w:pPr>
+      <w:rPr>
+        <w:rFonts w:ascii="Symbol" w:hAnsi="Symbol" w:cs="Symbol" w:hint="default"/>
+      </w:rPr>
+    </w:lvl>
+    <w:lvl w:ilvl="4">
+      <w:start w:val="1"/>
+      <w:numFmt w:val="bullet"/>
+      <w:lvlText w:val=""/>
+      <w:lvlJc w:val="start"/>
+      <w:pPr>
+        <w:tabs>
+          <w:tab w:val="num" w:pos="2160"/>
+        </w:tabs>
+        <w:ind w:start="2160" w:hanging="360"/>
+      </w:pPr>
+      <w:rPr>
+        <w:rFonts w:ascii="Symbol" w:hAnsi="Symbol" w:cs="Symbol" w:hint="default"/>
+      </w:rPr>
+    </w:lvl>
+    <w:lvl w:ilvl="5">
+      <w:start w:val="1"/>
+      <w:numFmt w:val="bullet"/>
+      <w:lvlText w:val=""/>
+      <w:lvlJc w:val="start"/>
+      <w:pPr>
+        <w:tabs>
+          <w:tab w:val="num" w:pos="2520"/>
+        </w:tabs>
+        <w:ind w:start="2520" w:hanging="360"/>
+      </w:pPr>
+      <w:rPr>
+        <w:rFonts w:ascii="Symbol" w:hAnsi="Symbol" w:cs="Symbol" w:hint="default"/>
+      </w:rPr>
+    </w:lvl>
+    <w:lvl w:ilvl="6">
+      <w:start w:val="1"/>
+      <w:numFmt w:val="bullet"/>
+      <w:lvlText w:val=""/>
+      <w:lvlJc w:val="start"/>
+      <w:pPr>
+        <w:tabs>
+          <w:tab w:val="num" w:pos="2880"/>
+        </w:tabs>
+        <w:ind w:start="2880" w:hanging="360"/>
+      </w:pPr>
+      <w:rPr>
+        <w:rFonts w:ascii="Symbol" w:hAnsi="Symbol" w:cs="Symbol" w:hint="default"/>
+      </w:rPr>
+    </w:lvl>
+    <w:lvl w:ilvl="7">
+      <w:start w:val="1"/>
+      <w:numFmt w:val="bullet"/>
+      <w:lvlText w:val=""/>
+      <w:lvlJc w:val="start"/>
+      <w:pPr>
+        <w:tabs>
+          <w:tab w:val="num" w:pos="3240"/>
+        </w:tabs>
+        <w:ind w:start="3240" w:hanging="360"/>
+      </w:pPr>
+      <w:rPr>
+        <w:rFonts w:ascii="Symbol" w:hAnsi="Symbol" w:cs="Symbol" w:hint="default"/>
+      </w:rPr>
+    </w:lvl>
+    <w:lvl w:ilvl="8">
+      <w:start w:val="1"/>
+      <w:numFmt w:val="bullet"/>
+      <w:lvlText w:val=""/>
+      <w:lvlJc w:val="start"/>
+      <w:pPr>
+        <w:tabs>
+          <w:tab w:val="num" w:pos="3600"/>
+        </w:tabs>
+        <w:ind w:start="3600" w:hanging="360"/>
+      </w:pPr>
+      <w:rPr>
+        <w:rFonts w:ascii="Symbol" w:hAnsi="Symbol" w:cs="Symbol" w:hint="default"/>
+      </w:rPr>
+    </w:lvl>
+  </w:abstractNum>
+  <w:abstractNum w:abstractNumId="8">
     <w:lvl w:ilvl="0">
       <w:start w:val="1"/>
       <w:numFmt w:val="none"/>
@@ -4447,6 +3941,9 @@
   </w:num>
   <w:num w:numId="7">
     <w:abstractNumId w:val="7"/>
+  </w:num>
+  <w:num w:numId="8">
+    <w:abstractNumId w:val="8"/>
   </w:num>
 </w:numbering>
 </file>

--- a/resume-Marcel-Quirijnen.docx
+++ b/resume-Marcel-Quirijnen.docx
@@ -59,15 +59,7 @@
         </w:rPr>
         <w:t>Missouri-based | Nationwide remote | Hybrid: STL, KC, Memphis, Nashville, Louisville</w:t>
         <w:br/>
-        <w:t xml:space="preserve">Available for 1099 / B2B engagements </w:t>
-      </w:r>
-      <w:r>
-        <w:rPr>
-          <w:rFonts w:cs="Verdana" w:ascii="Arial" w:hAnsi="Arial"/>
-          <w:sz w:val="20"/>
-          <w:szCs w:val="20"/>
-        </w:rPr>
-        <w:t>worldwide</w:t>
+        <w:t>Available for 1099 / B2B engagements worldwide</w:t>
       </w:r>
       <w:r>
         <w:rPr>
@@ -269,33 +261,7 @@
           <w:szCs w:val="20"/>
           <w:lang w:val="en-US" w:eastAsia="zh-CN" w:bidi="hi-IN"/>
         </w:rPr>
-        <w:t xml:space="preserve">Senior Software Engineer with 20 years of experience dedicated to delivering clean, accessible, and future-ready digital solutions </w:t>
-      </w:r>
-      <w:r>
-        <w:rPr>
-          <w:rFonts w:eastAsia="Courier New" w:cs="Courier New" w:ascii="Arial" w:hAnsi="Arial"/>
-          <w:i w:val="false"/>
-          <w:iCs w:val="false"/>
-          <w:color w:val="000000"/>
-          <w:kern w:val="2"/>
-          <w:sz w:val="20"/>
-          <w:szCs w:val="20"/>
-          <w:lang w:val="en-US" w:eastAsia="zh-CN" w:bidi="hi-IN"/>
-        </w:rPr>
-        <w:t>to your business problems</w:t>
-      </w:r>
-      <w:r>
-        <w:rPr>
-          <w:rFonts w:eastAsia="Courier New" w:cs="Courier New" w:ascii="Arial" w:hAnsi="Arial"/>
-          <w:i w:val="false"/>
-          <w:iCs w:val="false"/>
-          <w:color w:val="000000"/>
-          <w:kern w:val="2"/>
-          <w:sz w:val="20"/>
-          <w:szCs w:val="20"/>
-          <w:lang w:val="en-US" w:eastAsia="zh-CN" w:bidi="hi-IN"/>
-        </w:rPr>
-        <w:t>.</w:t>
+        <w:t>Senior Software Engineer with 20 years of experience dedicated to delivering clean, accessible, and future-ready digital solutions to your business problems.</w:t>
       </w:r>
     </w:p>
     <w:p>
@@ -316,23 +282,7 @@
           <w:sz w:val="20"/>
           <w:szCs w:val="20"/>
         </w:rPr>
-        <w:t xml:space="preserve">Actively support </w:t>
-      </w:r>
-      <w:r>
-        <w:rPr>
-          <w:rFonts w:ascii="Arial" w:hAnsi="Arial"/>
-          <w:sz w:val="20"/>
-          <w:szCs w:val="20"/>
-        </w:rPr>
-        <w:t>your</w:t>
-      </w:r>
-      <w:r>
-        <w:rPr>
-          <w:rFonts w:ascii="Arial" w:hAnsi="Arial"/>
-          <w:sz w:val="20"/>
-          <w:szCs w:val="20"/>
-        </w:rPr>
-        <w:t xml:space="preserve"> team by mentoring, suggesting best coding practices, and fostering collaborative environments that enables everyone to be successful.</w:t>
+        <w:t>Actively support your team by mentoring, suggesting best coding practices, and fostering collaborative environments that enables everyone to be successful.</w:t>
       </w:r>
     </w:p>
     <w:p>
@@ -353,23 +303,7 @@
           <w:sz w:val="20"/>
           <w:szCs w:val="20"/>
         </w:rPr>
-        <w:t xml:space="preserve">Passionate about lifelong learning and embracing new challenges to better serve the team, the projects, and </w:t>
-      </w:r>
-      <w:r>
-        <w:rPr>
-          <w:rFonts w:ascii="Arial" w:hAnsi="Arial"/>
-          <w:sz w:val="20"/>
-          <w:szCs w:val="20"/>
-        </w:rPr>
-        <w:t>your users</w:t>
-      </w:r>
-      <w:r>
-        <w:rPr>
-          <w:rFonts w:ascii="Arial" w:hAnsi="Arial"/>
-          <w:sz w:val="20"/>
-          <w:szCs w:val="20"/>
-        </w:rPr>
-        <w:t xml:space="preserve"> up-to-date technical knowledge.</w:t>
+        <w:t>Passionate about lifelong learning and embracing new challenges to better serve the team, the projects, and your users up-to-date technical knowledge.</w:t>
       </w:r>
     </w:p>
     <w:p>
@@ -390,23 +324,7 @@
           <w:sz w:val="20"/>
           <w:szCs w:val="20"/>
         </w:rPr>
-        <w:t xml:space="preserve">Provide thoughtful technical contributions to architecture, estimation, microservices, RESTful APIs, and test automation while also using tools like ChatGPT and GitHub Copilot to </w:t>
-      </w:r>
-      <w:r>
-        <w:rPr>
-          <w:rFonts w:ascii="Arial" w:hAnsi="Arial"/>
-          <w:sz w:val="20"/>
-          <w:szCs w:val="20"/>
-        </w:rPr>
-        <w:t xml:space="preserve">improve </w:t>
-      </w:r>
-      <w:r>
-        <w:rPr>
-          <w:rFonts w:ascii="Arial" w:hAnsi="Arial"/>
-          <w:sz w:val="20"/>
-          <w:szCs w:val="20"/>
-        </w:rPr>
-        <w:t xml:space="preserve"> efficiency.</w:t>
+        <w:t>Provide thoughtful technical contributions to architecture, estimation, microservices, RESTful APIs, and test automation while also using tools like ChatGPT and GitHub Copilot to improve  efficiency.</w:t>
       </w:r>
     </w:p>
     <w:p>
@@ -474,37 +392,7 @@
           <w:szCs w:val="20"/>
           <w:lang w:val="en-US" w:eastAsia="zh-CN" w:bidi="hi-IN"/>
         </w:rPr>
-        <w:t xml:space="preserve"> PHP, Go/Golang, Python, </w:t>
-      </w:r>
-      <w:r>
-        <w:rPr>
-          <w:rFonts w:eastAsia="Noto Serif CJK SC" w:cs="Courier New" w:ascii="Arial" w:hAnsi="Arial"/>
-          <w:b w:val="false"/>
-          <w:bCs w:val="false"/>
-          <w:i w:val="false"/>
-          <w:iCs w:val="false"/>
-          <w:color w:val="auto"/>
-          <w:kern w:val="2"/>
-          <w:sz w:val="20"/>
-          <w:szCs w:val="20"/>
-          <w:lang w:val="en-US" w:eastAsia="zh-CN" w:bidi="hi-IN"/>
-        </w:rPr>
-        <w:t xml:space="preserve">Perl, </w:t>
-      </w:r>
-      <w:r>
-        <w:rPr>
-          <w:rFonts w:eastAsia="Noto Serif CJK SC" w:cs="Courier New" w:ascii="Arial" w:hAnsi="Arial"/>
-          <w:b w:val="false"/>
-          <w:bCs w:val="false"/>
-          <w:i w:val="false"/>
-          <w:iCs w:val="false"/>
-          <w:color w:val="auto"/>
-          <w:kern w:val="2"/>
-          <w:sz w:val="20"/>
-          <w:szCs w:val="20"/>
-          <w:lang w:val="en-US" w:eastAsia="zh-CN" w:bidi="hi-IN"/>
-        </w:rPr>
-        <w:t>Shell (automation) scripting, Typescript, JavaScript, React, Vue</w:t>
+        <w:t xml:space="preserve"> PHP, Go/Golang, Python, Perl, Shell (automation) scripting, Typescript, JavaScript, React, Vue</w:t>
       </w:r>
     </w:p>
     <w:p>
@@ -903,7 +791,51 @@
           <w:sz w:val="20"/>
           <w:szCs w:val="20"/>
         </w:rPr>
-        <w:t>Prompt improvement and detailed explanation as to why the changes are improvements</w:t>
+        <w:t xml:space="preserve">Prompt improvement and </w:t>
+      </w:r>
+      <w:r>
+        <w:rPr>
+          <w:rStyle w:val="Emphasis"/>
+          <w:rFonts w:ascii="Arial" w:hAnsi="Arial"/>
+          <w:i w:val="false"/>
+          <w:iCs w:val="false"/>
+          <w:sz w:val="20"/>
+          <w:szCs w:val="20"/>
+        </w:rPr>
+        <w:t xml:space="preserve">provide </w:t>
+      </w:r>
+      <w:r>
+        <w:rPr>
+          <w:rStyle w:val="Emphasis"/>
+          <w:rFonts w:ascii="Arial" w:hAnsi="Arial"/>
+          <w:i w:val="false"/>
+          <w:iCs w:val="false"/>
+          <w:sz w:val="20"/>
+          <w:szCs w:val="20"/>
+        </w:rPr>
+        <w:t>detailed explanation</w:t>
+      </w:r>
+      <w:r>
+        <w:rPr>
+          <w:rStyle w:val="Emphasis"/>
+          <w:rFonts w:ascii="Arial" w:hAnsi="Arial"/>
+          <w:i w:val="false"/>
+          <w:iCs w:val="false"/>
+          <w:sz w:val="20"/>
+          <w:szCs w:val="20"/>
+        </w:rPr>
+        <w:t>s</w:t>
+      </w:r>
+      <w:r>
+        <w:rPr>
+          <w:rStyle w:val="Emphasis"/>
+          <w:rFonts w:ascii="Arial" w:hAnsi="Arial"/>
+          <w:i w:val="false"/>
+          <w:iCs w:val="false"/>
+          <w:sz w:val="20"/>
+          <w:szCs w:val="20"/>
+        </w:rPr>
+        <w:t xml:space="preserve"> as to why the changes are improvements</w:t>
       </w:r>
     </w:p>
     <w:p>
@@ -1109,7 +1041,7 @@
           <w:sz w:val="20"/>
           <w:szCs w:val="20"/>
         </w:rPr>
-        <w:t>Contributed and collaborate with cross-functional teams by designing and building major features—including PHP REST APIs, Vue and React components, and Golang microservice  that improved overall system efficiency by over 20%.</w:t>
+        <w:t>Contributed and collaborated with cross-functional teams by designing and building major features—including PHP REST APIs, Vue and React components, and Golang microservices  that improved overall system efficiency by over 20%.</w:t>
       </w:r>
     </w:p>
     <w:p>
@@ -1239,7 +1171,7 @@
           <w:szCs w:val="20"/>
           <w:lang w:val="en-US" w:eastAsia="zh-CN" w:bidi="hi-IN"/>
         </w:rPr>
-        <w:t xml:space="preserve">Successfully contributed with the refactoring and migration of the </w:t>
+        <w:t xml:space="preserve">Successfully contributed with the refactoring and migration of the PHP/React </w:t>
       </w:r>
       <w:hyperlink r:id="rId8">
         <w:r>
@@ -1423,7 +1355,16 @@
         </w:rPr>
       </w:pPr>
       <w:r>
-        <w:rPr/>
+        <w:rPr>
+          <w:rFonts w:eastAsia="Noto Serif CJK SC" w:cs="Courier New" w:ascii="Arial" w:hAnsi="Arial"/>
+          <w:i w:val="false"/>
+          <w:iCs w:val="false"/>
+          <w:color w:val="auto"/>
+          <w:kern w:val="2"/>
+          <w:sz w:val="22"/>
+          <w:szCs w:val="22"/>
+          <w:lang w:val="en-US" w:eastAsia="zh-CN" w:bidi="hi-IN"/>
+        </w:rPr>
       </w:r>
     </w:p>
     <w:p>
@@ -1524,33 +1465,7 @@
           <w:szCs w:val="20"/>
           <w:lang w:val="en-US" w:eastAsia="zh-CN" w:bidi="hi-IN"/>
         </w:rPr>
-        <w:t xml:space="preserve">Helped improve the functionality and scalability of the Optanix SaaS platform by building and maintaining solutions using the LAMP stack and virtualization technologies to better serve enterprise customers </w:t>
-      </w:r>
-      <w:r>
-        <w:rPr>
-          <w:rFonts w:eastAsia="Noto Serif CJK SC" w:cs="Courier New" w:ascii="Arial" w:hAnsi="Arial"/>
-          <w:i w:val="false"/>
-          <w:iCs w:val="false"/>
-          <w:color w:val="auto"/>
-          <w:kern w:val="2"/>
-          <w:sz w:val="20"/>
-          <w:szCs w:val="20"/>
-          <w:lang w:val="en-US" w:eastAsia="zh-CN" w:bidi="hi-IN"/>
-        </w:rPr>
-        <w:t>(ex. Implementation of HealthCheck Indicators for critical network appliances</w:t>
-      </w:r>
-      <w:r>
-        <w:rPr>
-          <w:rFonts w:eastAsia="Noto Serif CJK SC" w:cs="Courier New" w:ascii="Arial" w:hAnsi="Arial"/>
-          <w:i w:val="false"/>
-          <w:iCs w:val="false"/>
-          <w:color w:val="auto"/>
-          <w:kern w:val="2"/>
-          <w:sz w:val="20"/>
-          <w:szCs w:val="20"/>
-          <w:lang w:val="en-US" w:eastAsia="zh-CN" w:bidi="hi-IN"/>
-        </w:rPr>
-        <w:t>).</w:t>
+        <w:t>Helped improve the functionality and scalability of the Optanix Yii-based SaaS platform by building and maintaining solutions using the LAMP stack and virtualization technologies to better serve enterprise customers (ex. Implementation of HealthCheck Indicators for critical network appliances).</w:t>
       </w:r>
     </w:p>
     <w:p>
@@ -1892,7 +1807,14 @@
         </w:rPr>
       </w:pPr>
       <w:r>
-        <w:rPr/>
+        <w:rPr>
+          <w:rFonts w:eastAsia="Noto Serif CJK SC" w:cs="Courier New" w:ascii="Arial" w:hAnsi="Arial"/>
+          <w:color w:val="auto"/>
+          <w:kern w:val="2"/>
+          <w:sz w:val="22"/>
+          <w:szCs w:val="22"/>
+          <w:lang w:val="en-US" w:eastAsia="zh-CN" w:bidi="hi-IN"/>
+        </w:rPr>
       </w:r>
     </w:p>
     <w:p>
@@ -2003,40 +1925,7 @@
           <w:szCs w:val="20"/>
           <w:lang w:val="en-US" w:eastAsia="zh-CN" w:bidi="hi-IN"/>
         </w:rPr>
-        <w:t>Develop a set of tools to i</w:t>
-      </w:r>
-      <w:r>
-        <w:rPr>
-          <w:rFonts w:eastAsia="Noto Serif CJK SC" w:cs="Courier New" w:ascii="Arial" w:hAnsi="Arial"/>
-          <w:color w:val="auto"/>
-          <w:kern w:val="2"/>
-          <w:sz w:val="20"/>
-          <w:szCs w:val="20"/>
-          <w:lang w:val="en-US" w:eastAsia="zh-CN" w:bidi="hi-IN"/>
-        </w:rPr>
-        <w:t xml:space="preserve">ncrease Vonage SIP IQ </w:t>
-      </w:r>
-      <w:r>
-        <w:rPr>
-          <w:rFonts w:eastAsia="Noto Serif CJK SC" w:cs="Courier New" w:ascii="Arial" w:hAnsi="Arial"/>
-          <w:color w:val="auto"/>
-          <w:kern w:val="2"/>
-          <w:sz w:val="20"/>
-          <w:szCs w:val="20"/>
-          <w:lang w:val="en-US" w:eastAsia="zh-CN" w:bidi="hi-IN"/>
-        </w:rPr>
-        <w:t>and</w:t>
-      </w:r>
-      <w:r>
-        <w:rPr>
-          <w:rFonts w:eastAsia="Noto Serif CJK SC" w:cs="Courier New" w:ascii="Arial" w:hAnsi="Arial"/>
-          <w:color w:val="auto"/>
-          <w:kern w:val="2"/>
-          <w:sz w:val="20"/>
-          <w:szCs w:val="20"/>
-          <w:lang w:val="en-US" w:eastAsia="zh-CN" w:bidi="hi-IN"/>
-        </w:rPr>
-        <w:t xml:space="preserve"> improving production monitoring, anomaly detection, and reporting with my tools, transforming the environment into a reliable SIP network.</w:t>
+        <w:t>Develop a set of (Perl, PHP) tools to increase Vonage SIP IQ and improving production monitoring, anomaly detection, and reporting with my tools, transforming the environment into a reliable SIP network.</w:t>
       </w:r>
     </w:p>
     <w:p>
@@ -2110,25 +1999,7 @@
           <w:sz w:val="22"/>
           <w:szCs w:val="22"/>
         </w:rPr>
-        <w:t xml:space="preserve">LUC University, </w:t>
-      </w:r>
-      <w:r>
-        <w:rPr>
-          <w:rStyle w:val="Emphasis"/>
-          <w:rFonts w:ascii="Arial" w:hAnsi="Arial"/>
-          <w:sz w:val="22"/>
-          <w:szCs w:val="22"/>
-        </w:rPr>
-        <w:t xml:space="preserve">Hasselt, </w:t>
-      </w:r>
-      <w:r>
-        <w:rPr>
-          <w:rStyle w:val="Emphasis"/>
-          <w:rFonts w:ascii="Arial" w:hAnsi="Arial"/>
-          <w:sz w:val="22"/>
-          <w:szCs w:val="22"/>
-        </w:rPr>
-        <w:t>Belgium</w:t>
+        <w:t>LUC University, Hasselt, Belgium</w:t>
       </w:r>
     </w:p>
     <w:p>
@@ -2156,25 +2027,7 @@
           <w:sz w:val="22"/>
           <w:szCs w:val="22"/>
         </w:rPr>
-        <w:t>HORITO College,</w:t>
-      </w:r>
-      <w:r>
-        <w:rPr>
-          <w:rStyle w:val="Emphasis"/>
-          <w:rFonts w:ascii="Arial" w:hAnsi="Arial"/>
-          <w:sz w:val="22"/>
-          <w:szCs w:val="22"/>
-        </w:rPr>
-        <w:t xml:space="preserve">Turnhout, </w:t>
-      </w:r>
-      <w:r>
-        <w:rPr>
-          <w:rStyle w:val="Emphasis"/>
-          <w:rFonts w:ascii="Arial" w:hAnsi="Arial"/>
-          <w:sz w:val="22"/>
-          <w:szCs w:val="22"/>
-        </w:rPr>
-        <w:t>Belgium</w:t>
+        <w:t>HORITO College,Turnhout, Belgium</w:t>
       </w:r>
     </w:p>
     <w:p>
@@ -2201,25 +2054,25 @@
           <w:sz w:val="22"/>
           <w:szCs w:val="22"/>
         </w:rPr>
-        <w:t>HORITO College,</w:t>
-      </w:r>
-      <w:r>
+        <w:t>HORITO College,Turnhout, Belgium</w:t>
+      </w:r>
+    </w:p>
+    <w:p>
+      <w:pPr>
+        <w:pStyle w:val="Heading3"/>
         <w:rPr>
           <w:rStyle w:val="Emphasis"/>
           <w:rFonts w:ascii="Arial" w:hAnsi="Arial"/>
           <w:sz w:val="22"/>
           <w:szCs w:val="22"/>
         </w:rPr>
-        <w:t xml:space="preserve">Turnhout, </w:t>
-      </w:r>
-      <w:r>
-        <w:rPr>
-          <w:rStyle w:val="Emphasis"/>
-          <w:rFonts w:ascii="Arial" w:hAnsi="Arial"/>
-          <w:sz w:val="22"/>
-          <w:szCs w:val="22"/>
-        </w:rPr>
-        <w:t>Belgium</w:t>
+      </w:pPr>
+      <w:r>
+        <w:rPr>
+          <w:rFonts w:ascii="Arial" w:hAnsi="Arial"/>
+          <w:sz w:val="22"/>
+          <w:szCs w:val="22"/>
+        </w:rPr>
       </w:r>
     </w:p>
     <w:p>
@@ -2227,15 +2080,6 @@
         <w:pStyle w:val="Heading3"/>
         <w:rPr/>
       </w:pPr>
-      <w:r>
-        <w:rPr>
-          <w:rStyle w:val="Emphasis"/>
-          <w:rFonts w:ascii="Arial" w:hAnsi="Arial"/>
-          <w:sz w:val="22"/>
-          <w:szCs w:val="22"/>
-        </w:rPr>
-        <w:br/>
-      </w:r>
       <w:r>
         <w:rPr>
           <w:rFonts w:ascii="Arial" w:hAnsi="Arial"/>
@@ -2725,24 +2569,7 @@
           <w:u w:val="none"/>
           <w:lang w:val="en-US" w:eastAsia="zh-CN" w:bidi="hi-IN"/>
         </w:rPr>
-        <w:t xml:space="preserve"> — the premier global community where forward-thinking CFOs, Fractional CFOs, and finance professionals master cutting-edge AI tools to automate workflows, unlock insights, and lead digital transformation </w:t>
-      </w:r>
-      <w:r>
-        <w:rPr>
-          <w:rStyle w:val="Emphasis"/>
-          <w:rFonts w:eastAsia="Noto Serif CJK SC" w:cs="Courier New" w:ascii="Arial" w:hAnsi="Arial"/>
-          <w:b w:val="false"/>
-          <w:bCs w:val="false"/>
-          <w:i w:val="false"/>
-          <w:iCs w:val="false"/>
-          <w:color w:val="auto"/>
-          <w:kern w:val="2"/>
-          <w:sz w:val="22"/>
-          <w:szCs w:val="22"/>
-          <w:u w:val="none"/>
-          <w:lang w:val="en-US" w:eastAsia="zh-CN" w:bidi="hi-IN"/>
-        </w:rPr>
-        <w:t>(</w:t>
+        <w:t xml:space="preserve"> — the premier global community where forward-thinking CFOs, Fractional CFOs, and finance professionals master cutting-edge AI tools to automate workflows, unlock insights, and lead digital transformation (</w:t>
       </w:r>
       <w:r>
         <w:rPr>
